--- a/car-auction/docs/client-report/تقرير-إنجاز-منظومة-مزاد-السيارات.docx
+++ b/car-auction/docs/client-report/تقرير-إنجاز-منظومة-مزاد-السيارات.docx
@@ -5,1799 +5,13 @@
     <w:p>
       <w:pPr>
         <w:bidi/>
-        <w:spacing w:after="400" w:before="2400"/>
-        <w:jc w:val="right"/>
-      </w:pPr>
-      <w:r>
-        <w:rPr>
-          <w:rFonts w:ascii="Arial" w:cs="Arial" w:eastAsia="Arial" w:hAnsi="Arial"/>
-          <w:b/>
-          <w:bCs/>
-          <w:color w:val="D9860B"/>
-          <w:sz w:val="22"/>
-          <w:szCs w:val="22"/>
-          <w:rtl/>
-        </w:rPr>
-        <w:t xml:space="preserve">الإصدار 1.0</w:t>
-      </w:r>
-    </w:p>
-    <w:p>
-      <w:pPr>
-        <w:bidi/>
-        <w:spacing w:after="200" w:line="400"/>
-        <w:jc w:val="right"/>
-      </w:pPr>
-      <w:r>
-        <w:rPr>
-          <w:rFonts w:ascii="Arial" w:cs="Arial" w:eastAsia="Arial" w:hAnsi="Arial"/>
-          <w:b/>
-          <w:bCs/>
-          <w:color w:val="0C2E52"/>
-          <w:sz w:val="64"/>
-          <w:szCs w:val="64"/>
-          <w:rtl/>
-        </w:rPr>
-        <w:t xml:space="preserve">تقرير إنجاز الأعمال</w:t>
-      </w:r>
-    </w:p>
-    <w:p>
-      <w:pPr>
-        <w:bidi/>
-        <w:spacing w:after="800" w:line="320"/>
-        <w:jc w:val="right"/>
-      </w:pPr>
-      <w:r>
-        <w:rPr>
-          <w:rFonts w:ascii="Arial" w:cs="Arial" w:eastAsia="Arial" w:hAnsi="Arial"/>
-          <w:color w:val="1A5A96"/>
-          <w:sz w:val="32"/>
-          <w:szCs w:val="32"/>
-          <w:rtl/>
-        </w:rPr>
-        <w:t xml:space="preserve">مشروع منظومة مزاد واستيراد السيارات</w:t>
-      </w:r>
-    </w:p>
-    <w:p>
-      <w:pPr>
-        <w:pBdr>
-          <w:bottom w:val="single" w:color="D9860B" w:sz="18" w:space="1"/>
-        </w:pBdr>
-        <w:bidi/>
-        <w:spacing w:after="600" w:line="320"/>
-        <w:jc w:val="right"/>
-      </w:pPr>
-      <w:r>
-        <w:rPr>
-          <w:rFonts w:ascii="Arial" w:cs="Arial" w:eastAsia="Arial" w:hAnsi="Arial"/>
-          <w:sz w:val="22"/>
-          <w:szCs w:val="22"/>
-          <w:rtl/>
-        </w:rPr>
-        <w:t xml:space="preserve"> </w:t>
-      </w:r>
-    </w:p>
-    <w:p>
-      <w:pPr>
-        <w:bidi/>
-        <w:spacing w:after="160" w:line="320"/>
-        <w:jc w:val="right"/>
-      </w:pPr>
-      <w:r>
-        <w:rPr>
-          <w:rFonts w:ascii="Arial" w:cs="Arial" w:eastAsia="Arial" w:hAnsi="Arial"/>
-          <w:color w:val="4B5A6D"/>
-          <w:sz w:val="24"/>
-          <w:szCs w:val="24"/>
-          <w:rtl/>
-        </w:rPr>
-        <w:t xml:space="preserve">مقدَّم إلى: </w:t>
-      </w:r>
-      <w:r>
-        <w:rPr>
-          <w:rFonts w:ascii="Arial" w:cs="Arial" w:eastAsia="Arial" w:hAnsi="Arial"/>
-          <w:b/>
-          <w:bCs/>
-          <w:sz w:val="24"/>
-          <w:szCs w:val="24"/>
-          <w:rtl/>
-        </w:rPr>
-        <w:t xml:space="preserve">إدارة الشركة</w:t>
-      </w:r>
-    </w:p>
-    <w:p>
-      <w:pPr>
-        <w:bidi/>
-        <w:spacing w:after="160" w:line="320"/>
-        <w:jc w:val="right"/>
-      </w:pPr>
-      <w:r>
-        <w:rPr>
-          <w:rFonts w:ascii="Arial" w:cs="Arial" w:eastAsia="Arial" w:hAnsi="Arial"/>
-          <w:color w:val="4B5A6D"/>
-          <w:sz w:val="24"/>
-          <w:szCs w:val="24"/>
-          <w:rtl/>
-        </w:rPr>
-        <w:t xml:space="preserve">مقدَّم من: </w:t>
-      </w:r>
-      <w:r>
-        <w:rPr>
-          <w:rFonts w:ascii="Arial" w:cs="Arial" w:eastAsia="Arial" w:hAnsi="Arial"/>
-          <w:b/>
-          <w:bCs/>
-          <w:sz w:val="24"/>
-          <w:szCs w:val="24"/>
-          <w:rtl/>
-        </w:rPr>
-        <w:t xml:space="preserve">فريق التطوير</w:t>
-      </w:r>
-    </w:p>
-    <w:p>
-      <w:pPr>
-        <w:bidi/>
-        <w:spacing w:after="160" w:line="320"/>
-        <w:jc w:val="right"/>
-      </w:pPr>
-      <w:r>
-        <w:rPr>
-          <w:rFonts w:ascii="Arial" w:cs="Arial" w:eastAsia="Arial" w:hAnsi="Arial"/>
-          <w:color w:val="4B5A6D"/>
-          <w:sz w:val="24"/>
-          <w:szCs w:val="24"/>
-          <w:rtl/>
-        </w:rPr>
-        <w:t xml:space="preserve">التاريخ: </w:t>
-      </w:r>
-      <w:r>
-        <w:rPr>
-          <w:rFonts w:ascii="Arial" w:cs="Arial" w:eastAsia="Arial" w:hAnsi="Arial"/>
-          <w:b/>
-          <w:bCs/>
-          <w:sz w:val="24"/>
-          <w:szCs w:val="24"/>
-          <w:rtl/>
-        </w:rPr>
-        <w:t xml:space="preserve">أكتوبر 2026</w:t>
-      </w:r>
-    </w:p>
-    <w:p>
-      <w:pPr>
-        <w:pStyle w:val="Heading1"/>
-        <w:keepNext/>
-        <w:pageBreakBefore/>
-        <w:pBdr>
-          <w:bottom w:val="single" w:color="DFE4EB" w:sz="8" w:space="4"/>
-        </w:pBdr>
-        <w:bidi/>
-        <w:spacing w:after="160" w:before="0"/>
-        <w:jc w:val="right"/>
-      </w:pPr>
-      <w:r>
-        <w:rPr>
-          <w:rFonts w:ascii="Arial" w:cs="Arial" w:eastAsia="Arial" w:hAnsi="Arial"/>
-          <w:b/>
-          <w:bCs/>
-          <w:color w:val="D9860B"/>
-          <w:sz w:val="26"/>
-          <w:szCs w:val="26"/>
-          <w:rtl/>
-        </w:rPr>
-        <w:t xml:space="preserve">01  </w:t>
-      </w:r>
-      <w:r>
-        <w:rPr>
-          <w:rFonts w:ascii="Arial" w:cs="Arial" w:eastAsia="Arial" w:hAnsi="Arial"/>
-          <w:b/>
-          <w:bCs/>
-          <w:color w:val="0C2E52"/>
-          <w:sz w:val="34"/>
-          <w:szCs w:val="34"/>
-          <w:rtl/>
-        </w:rPr>
-        <w:t xml:space="preserve">المقدمة</w:t>
-      </w:r>
-    </w:p>
-    <w:p>
-      <w:pPr>
-        <w:bidi/>
-        <w:spacing w:after="120" w:line="320"/>
-        <w:jc w:val="right"/>
-      </w:pPr>
-      <w:r>
-        <w:rPr>
-          <w:rFonts w:ascii="Arial" w:cs="Arial" w:eastAsia="Arial" w:hAnsi="Arial"/>
-          <w:sz w:val="22"/>
-          <w:szCs w:val="22"/>
-          <w:rtl/>
-        </w:rPr>
-        <w:t xml:space="preserve">يسرّنا أن نضع بين أيديكم هذا التقرير الذي يلخص ما أنجزناه في مشروع منظومة مزاد واستيراد السيارات. كان المطلوب تصميم منظومة تتابع السيارات المستوردة من مزادات Copart و IAAI الأمريكية حتى بيعها في ليبيا، وتدير تكاليف كل سيارة بدقة، وتتيح البيع بالمزاد الإلكتروني.</w:t>
-      </w:r>
-    </w:p>
-    <w:p>
-      <w:pPr>
-        <w:bidi/>
-        <w:spacing w:after="120" w:line="320"/>
-        <w:jc w:val="right"/>
-      </w:pPr>
-      <w:r>
-        <w:rPr>
-          <w:rFonts w:ascii="Arial" w:cs="Arial" w:eastAsia="Arial" w:hAnsi="Arial"/>
-          <w:sz w:val="22"/>
-          <w:szCs w:val="22"/>
-          <w:rtl/>
-        </w:rPr>
-        <w:t xml:space="preserve">يعرض التقرير كل مخرج طلبتموه، وما سلّمناه مقابله، وحالته، ثم نتائج الاختبارات، والنقاط التي تحتاج قراركم قبل التشغيل الفعلي.</w:t>
-      </w:r>
-    </w:p>
-    <w:p>
-      <w:pPr>
-        <w:pStyle w:val="Heading1"/>
-        <w:keepNext/>
-        <w:pBdr>
-          <w:bottom w:val="single" w:color="DFE4EB" w:sz="8" w:space="4"/>
-        </w:pBdr>
-        <w:bidi/>
-        <w:spacing w:after="160" w:before="360"/>
-        <w:jc w:val="right"/>
-      </w:pPr>
-      <w:r>
-        <w:rPr>
-          <w:rFonts w:ascii="Arial" w:cs="Arial" w:eastAsia="Arial" w:hAnsi="Arial"/>
-          <w:b/>
-          <w:bCs/>
-          <w:color w:val="D9860B"/>
-          <w:sz w:val="26"/>
-          <w:szCs w:val="26"/>
-          <w:rtl/>
-        </w:rPr>
-        <w:t xml:space="preserve">02  </w:t>
-      </w:r>
-      <w:r>
-        <w:rPr>
-          <w:rFonts w:ascii="Arial" w:cs="Arial" w:eastAsia="Arial" w:hAnsi="Arial"/>
-          <w:b/>
-          <w:bCs/>
-          <w:color w:val="0C2E52"/>
-          <w:sz w:val="34"/>
-          <w:szCs w:val="34"/>
-          <w:rtl/>
-        </w:rPr>
-        <w:t xml:space="preserve">ملخص الإنجاز</w:t>
-      </w:r>
-    </w:p>
-    <w:tbl>
-      <w:tblPr>
-        <w:bidiVisual/>
-        <w:tblW w:type="dxa" w:w="9636"/>
-        <w:tblBorders>
-          <w:top w:val="single" w:color="auto" w:sz="4"/>
-          <w:left w:val="single" w:color="auto" w:sz="4"/>
-          <w:bottom w:val="single" w:color="auto" w:sz="4"/>
-          <w:right w:val="single" w:color="auto" w:sz="4"/>
-          <w:insideH w:val="single" w:color="auto" w:sz="4"/>
-          <w:insideV w:val="single" w:color="auto" w:sz="4"/>
-        </w:tblBorders>
-      </w:tblPr>
-      <w:tblGrid>
-        <w:gridCol w:w="2409"/>
-        <w:gridCol w:w="2409"/>
-        <w:gridCol w:w="2409"/>
-        <w:gridCol w:w="2409"/>
-      </w:tblGrid>
-      <w:tr>
-        <w:tc>
-          <w:tcPr>
-            <w:tcW w:type="dxa" w:w="2409"/>
-            <w:tcBorders>
-              <w:top w:val="single" w:color="FFFFFF" w:sz="12"/>
-              <w:left w:val="single" w:color="FFFFFF" w:sz="24"/>
-              <w:bottom w:val="single" w:color="FFFFFF" w:sz="12"/>
-              <w:right w:val="single" w:color="FFFFFF" w:sz="24"/>
-            </w:tcBorders>
-            <w:shd w:fill="F4F6F9" w:color="auto" w:val="clear"/>
-            <w:tcMar>
-              <w:top w:type="dxa" w:w="120"/>
-              <w:left w:type="dxa" w:w="140"/>
-              <w:bottom w:type="dxa" w:w="120"/>
-              <w:right w:type="dxa" w:w="140"/>
-            </w:tcMar>
-          </w:tcPr>
-          <w:p>
-            <w:pPr>
-              <w:bidi/>
-              <w:spacing w:after="40" w:line="320"/>
-              <w:jc w:val="right"/>
-            </w:pPr>
-            <w:r>
-              <w:rPr>
-                <w:rFonts w:ascii="Arial" w:cs="Arial" w:eastAsia="Arial" w:hAnsi="Arial"/>
-                <w:b/>
-                <w:bCs/>
-                <w:color w:val="1A5A96"/>
-                <w:sz w:val="36"/>
-                <w:szCs w:val="36"/>
-                <w:rtl/>
-              </w:rPr>
-              <w:t xml:space="preserve">7 من 7</w:t>
-            </w:r>
-          </w:p>
-          <w:p>
-            <w:pPr>
-              <w:bidi/>
-              <w:spacing w:after="0" w:line="260"/>
-              <w:jc w:val="right"/>
-            </w:pPr>
-            <w:r>
-              <w:rPr>
-                <w:rFonts w:ascii="Arial" w:cs="Arial" w:eastAsia="Arial" w:hAnsi="Arial"/>
-                <w:color w:val="4B5A6D"/>
-                <w:sz w:val="17"/>
-                <w:szCs w:val="17"/>
-                <w:rtl/>
-              </w:rPr>
-              <w:t xml:space="preserve">مخرجات مطلوبة تم تسليمها</w:t>
-            </w:r>
-          </w:p>
-        </w:tc>
-        <w:tc>
-          <w:tcPr>
-            <w:tcW w:type="dxa" w:w="2409"/>
-            <w:tcBorders>
-              <w:top w:val="single" w:color="FFFFFF" w:sz="12"/>
-              <w:left w:val="single" w:color="FFFFFF" w:sz="24"/>
-              <w:bottom w:val="single" w:color="FFFFFF" w:sz="12"/>
-              <w:right w:val="single" w:color="FFFFFF" w:sz="24"/>
-            </w:tcBorders>
-            <w:shd w:fill="F4F6F9" w:color="auto" w:val="clear"/>
-            <w:tcMar>
-              <w:top w:type="dxa" w:w="120"/>
-              <w:left w:type="dxa" w:w="140"/>
-              <w:bottom w:type="dxa" w:w="120"/>
-              <w:right w:type="dxa" w:w="140"/>
-            </w:tcMar>
-          </w:tcPr>
-          <w:p>
-            <w:pPr>
-              <w:bidi/>
-              <w:spacing w:after="40" w:line="320"/>
-              <w:jc w:val="right"/>
-            </w:pPr>
-            <w:r>
-              <w:rPr>
-                <w:rFonts w:ascii="Arial" w:cs="Arial" w:eastAsia="Arial" w:hAnsi="Arial"/>
-                <w:b/>
-                <w:bCs/>
-                <w:color w:val="1A5A96"/>
-                <w:sz w:val="36"/>
-                <w:szCs w:val="36"/>
-                <w:rtl/>
-              </w:rPr>
-              <w:t xml:space="preserve">88</w:t>
-            </w:r>
-          </w:p>
-          <w:p>
-            <w:pPr>
-              <w:bidi/>
-              <w:spacing w:after="0" w:line="260"/>
-              <w:jc w:val="right"/>
-            </w:pPr>
-            <w:r>
-              <w:rPr>
-                <w:rFonts w:ascii="Arial" w:cs="Arial" w:eastAsia="Arial" w:hAnsi="Arial"/>
-                <w:color w:val="4B5A6D"/>
-                <w:sz w:val="17"/>
-                <w:szCs w:val="17"/>
-                <w:rtl/>
-              </w:rPr>
-              <w:t xml:space="preserve">اختبارًا آليًا ناجحًا</w:t>
-            </w:r>
-          </w:p>
-        </w:tc>
-        <w:tc>
-          <w:tcPr>
-            <w:tcW w:type="dxa" w:w="2409"/>
-            <w:tcBorders>
-              <w:top w:val="single" w:color="FFFFFF" w:sz="12"/>
-              <w:left w:val="single" w:color="FFFFFF" w:sz="24"/>
-              <w:bottom w:val="single" w:color="FFFFFF" w:sz="12"/>
-              <w:right w:val="single" w:color="FFFFFF" w:sz="24"/>
-            </w:tcBorders>
-            <w:shd w:fill="F4F6F9" w:color="auto" w:val="clear"/>
-            <w:tcMar>
-              <w:top w:type="dxa" w:w="120"/>
-              <w:left w:type="dxa" w:w="140"/>
-              <w:bottom w:type="dxa" w:w="120"/>
-              <w:right w:type="dxa" w:w="140"/>
-            </w:tcMar>
-          </w:tcPr>
-          <w:p>
-            <w:pPr>
-              <w:bidi/>
-              <w:spacing w:after="40" w:line="320"/>
-              <w:jc w:val="right"/>
-            </w:pPr>
-            <w:r>
-              <w:rPr>
-                <w:rFonts w:ascii="Arial" w:cs="Arial" w:eastAsia="Arial" w:hAnsi="Arial"/>
-                <w:b/>
-                <w:bCs/>
-                <w:color w:val="1A5A96"/>
-                <w:sz w:val="36"/>
-                <w:szCs w:val="36"/>
-                <w:rtl/>
-              </w:rPr>
-              <w:t xml:space="preserve">19</w:t>
-            </w:r>
-          </w:p>
-          <w:p>
-            <w:pPr>
-              <w:bidi/>
-              <w:spacing w:after="0" w:line="260"/>
-              <w:jc w:val="right"/>
-            </w:pPr>
-            <w:r>
-              <w:rPr>
-                <w:rFonts w:ascii="Arial" w:cs="Arial" w:eastAsia="Arial" w:hAnsi="Arial"/>
-                <w:color w:val="4B5A6D"/>
-                <w:sz w:val="17"/>
-                <w:szCs w:val="17"/>
-                <w:rtl/>
-              </w:rPr>
-              <w:t xml:space="preserve">شاشة مصممة ومنفذة</w:t>
-            </w:r>
-          </w:p>
-        </w:tc>
-        <w:tc>
-          <w:tcPr>
-            <w:tcW w:type="dxa" w:w="2409"/>
-            <w:tcBorders>
-              <w:top w:val="single" w:color="FFFFFF" w:sz="12"/>
-              <w:left w:val="single" w:color="FFFFFF" w:sz="24"/>
-              <w:bottom w:val="single" w:color="FFFFFF" w:sz="12"/>
-              <w:right w:val="single" w:color="FFFFFF" w:sz="24"/>
-            </w:tcBorders>
-            <w:shd w:fill="F4F6F9" w:color="auto" w:val="clear"/>
-            <w:tcMar>
-              <w:top w:type="dxa" w:w="120"/>
-              <w:left w:type="dxa" w:w="140"/>
-              <w:bottom w:type="dxa" w:w="120"/>
-              <w:right w:type="dxa" w:w="140"/>
-            </w:tcMar>
-          </w:tcPr>
-          <w:p>
-            <w:pPr>
-              <w:bidi/>
-              <w:spacing w:after="40" w:line="320"/>
-              <w:jc w:val="right"/>
-            </w:pPr>
-            <w:r>
-              <w:rPr>
-                <w:rFonts w:ascii="Arial" w:cs="Arial" w:eastAsia="Arial" w:hAnsi="Arial"/>
-                <w:b/>
-                <w:bCs/>
-                <w:color w:val="1A5A96"/>
-                <w:sz w:val="36"/>
-                <w:szCs w:val="36"/>
-                <w:rtl/>
-              </w:rPr>
-              <w:t xml:space="preserve">10</w:t>
-            </w:r>
-          </w:p>
-          <w:p>
-            <w:pPr>
-              <w:bidi/>
-              <w:spacing w:after="0" w:line="260"/>
-              <w:jc w:val="right"/>
-            </w:pPr>
-            <w:r>
-              <w:rPr>
-                <w:rFonts w:ascii="Arial" w:cs="Arial" w:eastAsia="Arial" w:hAnsi="Arial"/>
-                <w:color w:val="4B5A6D"/>
-                <w:sz w:val="17"/>
-                <w:szCs w:val="17"/>
-                <w:rtl/>
-              </w:rPr>
-              <w:t xml:space="preserve">وثائق تقنية وتشغيلية</w:t>
-            </w:r>
-          </w:p>
-        </w:tc>
-      </w:tr>
-    </w:tbl>
-    <w:p>
-      <w:pPr>
-        <w:bidi/>
-        <w:spacing w:after="80" w:line="320"/>
-        <w:jc w:val="right"/>
-      </w:pPr>
-      <w:r>
-        <w:rPr>
-          <w:rFonts w:ascii="Arial" w:cs="Arial" w:eastAsia="Arial" w:hAnsi="Arial"/>
-          <w:sz w:val="22"/>
-          <w:szCs w:val="22"/>
-          <w:rtl/>
-        </w:rPr>
-        <w:t xml:space="preserve"> </w:t>
-      </w:r>
-    </w:p>
-    <w:tbl>
-      <w:tblPr>
-        <w:bidiVisual/>
-        <w:tblW w:type="dxa" w:w="9637"/>
-        <w:tblBorders>
-          <w:top w:val="single" w:color="auto" w:sz="4"/>
-          <w:left w:val="single" w:color="auto" w:sz="4"/>
-          <w:bottom w:val="single" w:color="auto" w:sz="4"/>
-          <w:right w:val="single" w:color="auto" w:sz="4"/>
-          <w:insideH w:val="single" w:color="auto" w:sz="4"/>
-          <w:insideV w:val="single" w:color="auto" w:sz="4"/>
-        </w:tblBorders>
-        <w:tblLayout w:type="fixed"/>
-      </w:tblPr>
-      <w:tblGrid>
-        <w:gridCol w:w="2891"/>
-        <w:gridCol w:w="4819"/>
-        <w:gridCol w:w="1927"/>
-      </w:tblGrid>
-      <w:tr>
-        <w:trPr>
-          <w:tblHeader/>
-        </w:trPr>
-        <w:tc>
-          <w:tcPr>
-            <w:tcW w:type="dxa" w:w="2891"/>
-            <w:shd w:fill="0C2E52" w:color="auto" w:val="clear"/>
-            <w:tcMar>
-              <w:top w:type="dxa" w:w="80"/>
-              <w:left w:type="dxa" w:w="110"/>
-              <w:bottom w:type="dxa" w:w="80"/>
-              <w:right w:type="dxa" w:w="110"/>
-            </w:tcMar>
-          </w:tcPr>
-          <w:p>
-            <w:pPr>
-              <w:bidi/>
-              <w:spacing w:after="0" w:line="280"/>
-              <w:jc w:val="right"/>
-            </w:pPr>
-            <w:r>
-              <w:rPr>
-                <w:rFonts w:ascii="Arial" w:cs="Arial" w:eastAsia="Arial" w:hAnsi="Arial"/>
-                <w:b/>
-                <w:bCs/>
-                <w:color w:val="FFFFFF"/>
-                <w:sz w:val="19"/>
-                <w:szCs w:val="19"/>
-                <w:rtl/>
-              </w:rPr>
-              <w:t xml:space="preserve">المخرج المطلوب</w:t>
-            </w:r>
-          </w:p>
-        </w:tc>
-        <w:tc>
-          <w:tcPr>
-            <w:tcW w:type="dxa" w:w="4819"/>
-            <w:shd w:fill="0C2E52" w:color="auto" w:val="clear"/>
-            <w:tcMar>
-              <w:top w:type="dxa" w:w="80"/>
-              <w:left w:type="dxa" w:w="110"/>
-              <w:bottom w:type="dxa" w:w="80"/>
-              <w:right w:type="dxa" w:w="110"/>
-            </w:tcMar>
-          </w:tcPr>
-          <w:p>
-            <w:pPr>
-              <w:bidi/>
-              <w:spacing w:after="0" w:line="280"/>
-              <w:jc w:val="right"/>
-            </w:pPr>
-            <w:r>
-              <w:rPr>
-                <w:rFonts w:ascii="Arial" w:cs="Arial" w:eastAsia="Arial" w:hAnsi="Arial"/>
-                <w:b/>
-                <w:bCs/>
-                <w:color w:val="FFFFFF"/>
-                <w:sz w:val="19"/>
-                <w:szCs w:val="19"/>
-                <w:rtl/>
-              </w:rPr>
-              <w:t xml:space="preserve">ما تم تسليمه</w:t>
-            </w:r>
-          </w:p>
-        </w:tc>
-        <w:tc>
-          <w:tcPr>
-            <w:tcW w:type="dxa" w:w="1927"/>
-            <w:shd w:fill="0C2E52" w:color="auto" w:val="clear"/>
-            <w:tcMar>
-              <w:top w:type="dxa" w:w="80"/>
-              <w:left w:type="dxa" w:w="110"/>
-              <w:bottom w:type="dxa" w:w="80"/>
-              <w:right w:type="dxa" w:w="110"/>
-            </w:tcMar>
-          </w:tcPr>
-          <w:p>
-            <w:pPr>
-              <w:bidi/>
-              <w:spacing w:after="0" w:line="280"/>
-              <w:jc w:val="right"/>
-            </w:pPr>
-            <w:r>
-              <w:rPr>
-                <w:rFonts w:ascii="Arial" w:cs="Arial" w:eastAsia="Arial" w:hAnsi="Arial"/>
-                <w:b/>
-                <w:bCs/>
-                <w:color w:val="FFFFFF"/>
-                <w:sz w:val="19"/>
-                <w:szCs w:val="19"/>
-                <w:rtl/>
-              </w:rPr>
-              <w:t xml:space="preserve">الحالة</w:t>
-            </w:r>
-          </w:p>
-        </w:tc>
-      </w:tr>
-      <w:tr>
-        <w:trPr>
-          <w:cantSplit/>
-        </w:trPr>
-        <w:tc>
-          <w:tcPr>
-            <w:tcW w:type="dxa" w:w="2891"/>
-            <w:tcMar>
-              <w:top w:type="dxa" w:w="80"/>
-              <w:left w:type="dxa" w:w="110"/>
-              <w:bottom w:type="dxa" w:w="80"/>
-              <w:right w:type="dxa" w:w="110"/>
-            </w:tcMar>
-          </w:tcPr>
-          <w:p>
-            <w:pPr>
-              <w:bidi/>
-              <w:spacing w:after="0" w:line="280"/>
-              <w:jc w:val="right"/>
-            </w:pPr>
-            <w:r>
-              <w:rPr>
-                <w:rFonts w:ascii="Arial" w:cs="Arial" w:eastAsia="Arial" w:hAnsi="Arial"/>
-                <w:b w:val="false"/>
-                <w:bCs w:val="false"/>
-                <w:sz w:val="19"/>
-                <w:szCs w:val="19"/>
-                <w:rtl/>
-              </w:rPr>
-              <w:t xml:space="preserve">مخطط قاعدة بيانات مفصل</w:t>
-            </w:r>
-          </w:p>
-        </w:tc>
-        <w:tc>
-          <w:tcPr>
-            <w:tcW w:type="dxa" w:w="4819"/>
-            <w:tcMar>
-              <w:top w:type="dxa" w:w="80"/>
-              <w:left w:type="dxa" w:w="110"/>
-              <w:bottom w:type="dxa" w:w="80"/>
-              <w:right w:type="dxa" w:w="110"/>
-            </w:tcMar>
-          </w:tcPr>
-          <w:p>
-            <w:pPr>
-              <w:bidi/>
-              <w:spacing w:after="0" w:line="280"/>
-              <w:jc w:val="right"/>
-            </w:pPr>
-            <w:r>
-              <w:rPr>
-                <w:rFonts w:ascii="Arial" w:cs="Arial" w:eastAsia="Arial" w:hAnsi="Arial"/>
-                <w:b w:val="false"/>
-                <w:bCs w:val="false"/>
-                <w:sz w:val="19"/>
-                <w:szCs w:val="19"/>
-                <w:rtl/>
-              </w:rPr>
-              <w:t xml:space="preserve">قاعدة بيانات من 33 جدولًا تغطي السيارات والعملاء والمزادات والشحن والجمارك والتكاليف والربط الخارجي، مع مخطط العلاقات وشرح كل جدول</w:t>
-            </w:r>
-          </w:p>
-        </w:tc>
-        <w:tc>
-          <w:tcPr>
-            <w:tcW w:type="dxa" w:w="1927"/>
-            <w:tcMar>
-              <w:top w:type="dxa" w:w="80"/>
-              <w:left w:type="dxa" w:w="110"/>
-              <w:bottom w:type="dxa" w:w="80"/>
-              <w:right w:type="dxa" w:w="110"/>
-            </w:tcMar>
-          </w:tcPr>
-          <w:p>
-            <w:pPr>
-              <w:bidi/>
-              <w:spacing w:after="0" w:line="280"/>
-              <w:jc w:val="right"/>
-            </w:pPr>
-            <w:r>
-              <w:rPr>
-                <w:rFonts w:ascii="Arial" w:cs="Arial" w:eastAsia="Arial" w:hAnsi="Arial"/>
-                <w:b/>
-                <w:bCs/>
-                <w:color w:val="0F7D55"/>
-                <w:sz w:val="19"/>
-                <w:szCs w:val="19"/>
-                <w:rtl/>
-              </w:rPr>
-              <w:t xml:space="preserve">مكتمل</w:t>
-            </w:r>
-          </w:p>
-        </w:tc>
-      </w:tr>
-      <w:tr>
-        <w:trPr>
-          <w:cantSplit/>
-        </w:trPr>
-        <w:tc>
-          <w:tcPr>
-            <w:tcW w:type="dxa" w:w="2891"/>
-            <w:shd w:fill="FAFBFD" w:color="auto" w:val="clear"/>
-            <w:tcMar>
-              <w:top w:type="dxa" w:w="80"/>
-              <w:left w:type="dxa" w:w="110"/>
-              <w:bottom w:type="dxa" w:w="80"/>
-              <w:right w:type="dxa" w:w="110"/>
-            </w:tcMar>
-          </w:tcPr>
-          <w:p>
-            <w:pPr>
-              <w:bidi/>
-              <w:spacing w:after="0" w:line="280"/>
-              <w:jc w:val="right"/>
-            </w:pPr>
-            <w:r>
-              <w:rPr>
-                <w:rFonts w:ascii="Arial" w:cs="Arial" w:eastAsia="Arial" w:hAnsi="Arial"/>
-                <w:b w:val="false"/>
-                <w:bCs w:val="false"/>
-                <w:sz w:val="19"/>
-                <w:szCs w:val="19"/>
-                <w:rtl/>
-              </w:rPr>
-              <w:t xml:space="preserve">تصميمات واجهة المستخدم</w:t>
-            </w:r>
-          </w:p>
-        </w:tc>
-        <w:tc>
-          <w:tcPr>
-            <w:tcW w:type="dxa" w:w="4819"/>
-            <w:shd w:fill="FAFBFD" w:color="auto" w:val="clear"/>
-            <w:tcMar>
-              <w:top w:type="dxa" w:w="80"/>
-              <w:left w:type="dxa" w:w="110"/>
-              <w:bottom w:type="dxa" w:w="80"/>
-              <w:right w:type="dxa" w:w="110"/>
-            </w:tcMar>
-          </w:tcPr>
-          <w:p>
-            <w:pPr>
-              <w:bidi/>
-              <w:spacing w:after="0" w:line="280"/>
-              <w:jc w:val="right"/>
-            </w:pPr>
-            <w:r>
-              <w:rPr>
-                <w:rFonts w:ascii="Arial" w:cs="Arial" w:eastAsia="Arial" w:hAnsi="Arial"/>
-                <w:b w:val="false"/>
-                <w:bCs w:val="false"/>
-                <w:sz w:val="19"/>
-                <w:szCs w:val="19"/>
-                <w:rtl/>
-              </w:rPr>
-              <w:t xml:space="preserve">19 شاشة عالية الدقة منفذة فعليًا: عرض السيارات والصور والمقارنة والمزايدة وتتبع الشحن والجمارك، على الحاسوب والجوال</w:t>
-            </w:r>
-          </w:p>
-        </w:tc>
-        <w:tc>
-          <w:tcPr>
-            <w:tcW w:type="dxa" w:w="1927"/>
-            <w:shd w:fill="FAFBFD" w:color="auto" w:val="clear"/>
-            <w:tcMar>
-              <w:top w:type="dxa" w:w="80"/>
-              <w:left w:type="dxa" w:w="110"/>
-              <w:bottom w:type="dxa" w:w="80"/>
-              <w:right w:type="dxa" w:w="110"/>
-            </w:tcMar>
-          </w:tcPr>
-          <w:p>
-            <w:pPr>
-              <w:bidi/>
-              <w:spacing w:after="0" w:line="280"/>
-              <w:jc w:val="right"/>
-            </w:pPr>
-            <w:r>
-              <w:rPr>
-                <w:rFonts w:ascii="Arial" w:cs="Arial" w:eastAsia="Arial" w:hAnsi="Arial"/>
-                <w:b/>
-                <w:bCs/>
-                <w:color w:val="0F7D55"/>
-                <w:sz w:val="19"/>
-                <w:szCs w:val="19"/>
-                <w:rtl/>
-              </w:rPr>
-              <w:t xml:space="preserve">مكتمل *</w:t>
-            </w:r>
-          </w:p>
-        </w:tc>
-      </w:tr>
-      <w:tr>
-        <w:trPr>
-          <w:cantSplit/>
-        </w:trPr>
-        <w:tc>
-          <w:tcPr>
-            <w:tcW w:type="dxa" w:w="2891"/>
-            <w:tcMar>
-              <w:top w:type="dxa" w:w="80"/>
-              <w:left w:type="dxa" w:w="110"/>
-              <w:bottom w:type="dxa" w:w="80"/>
-              <w:right w:type="dxa" w:w="110"/>
-            </w:tcMar>
-          </w:tcPr>
-          <w:p>
-            <w:pPr>
-              <w:bidi/>
-              <w:spacing w:after="0" w:line="280"/>
-              <w:jc w:val="right"/>
-            </w:pPr>
-            <w:r>
-              <w:rPr>
-                <w:rFonts w:ascii="Arial" w:cs="Arial" w:eastAsia="Arial" w:hAnsi="Arial"/>
-                <w:b w:val="false"/>
-                <w:bCs w:val="false"/>
-                <w:sz w:val="19"/>
-                <w:szCs w:val="19"/>
-                <w:rtl/>
-              </w:rPr>
-              <w:t xml:space="preserve">مستند الربط مع Copart و IAAI</w:t>
-            </w:r>
-          </w:p>
-        </w:tc>
-        <w:tc>
-          <w:tcPr>
-            <w:tcW w:type="dxa" w:w="4819"/>
-            <w:tcMar>
-              <w:top w:type="dxa" w:w="80"/>
-              <w:left w:type="dxa" w:w="110"/>
-              <w:bottom w:type="dxa" w:w="80"/>
-              <w:right w:type="dxa" w:w="110"/>
-            </w:tcMar>
-          </w:tcPr>
-          <w:p>
-            <w:pPr>
-              <w:bidi/>
-              <w:spacing w:after="0" w:line="280"/>
-              <w:jc w:val="right"/>
-            </w:pPr>
-            <w:r>
-              <w:rPr>
-                <w:rFonts w:ascii="Arial" w:cs="Arial" w:eastAsia="Arial" w:hAnsi="Arial"/>
-                <w:b w:val="false"/>
-                <w:bCs w:val="false"/>
-                <w:sz w:val="19"/>
-                <w:szCs w:val="19"/>
-                <w:rtl/>
-              </w:rPr>
-              <w:t xml:space="preserve">وثيقة كاملة لآلية جلب البيانات وتحديثها ومعالجة الأخطاء، مع تنفيذ فعلي للربط واختباره</w:t>
-            </w:r>
-          </w:p>
-        </w:tc>
-        <w:tc>
-          <w:tcPr>
-            <w:tcW w:type="dxa" w:w="1927"/>
-            <w:tcMar>
-              <w:top w:type="dxa" w:w="80"/>
-              <w:left w:type="dxa" w:w="110"/>
-              <w:bottom w:type="dxa" w:w="80"/>
-              <w:right w:type="dxa" w:w="110"/>
-            </w:tcMar>
-          </w:tcPr>
-          <w:p>
-            <w:pPr>
-              <w:bidi/>
-              <w:spacing w:after="0" w:line="280"/>
-              <w:jc w:val="right"/>
-            </w:pPr>
-            <w:r>
-              <w:rPr>
-                <w:rFonts w:ascii="Arial" w:cs="Arial" w:eastAsia="Arial" w:hAnsi="Arial"/>
-                <w:b/>
-                <w:bCs/>
-                <w:color w:val="0F7D55"/>
-                <w:sz w:val="19"/>
-                <w:szCs w:val="19"/>
-                <w:rtl/>
-              </w:rPr>
-              <w:t xml:space="preserve">مكتمل *</w:t>
-            </w:r>
-          </w:p>
-        </w:tc>
-      </w:tr>
-      <w:tr>
-        <w:trPr>
-          <w:cantSplit/>
-        </w:trPr>
-        <w:tc>
-          <w:tcPr>
-            <w:tcW w:type="dxa" w:w="2891"/>
-            <w:shd w:fill="FAFBFD" w:color="auto" w:val="clear"/>
-            <w:tcMar>
-              <w:top w:type="dxa" w:w="80"/>
-              <w:left w:type="dxa" w:w="110"/>
-              <w:bottom w:type="dxa" w:w="80"/>
-              <w:right w:type="dxa" w:w="110"/>
-            </w:tcMar>
-          </w:tcPr>
-          <w:p>
-            <w:pPr>
-              <w:bidi/>
-              <w:spacing w:after="0" w:line="280"/>
-              <w:jc w:val="right"/>
-            </w:pPr>
-            <w:r>
-              <w:rPr>
-                <w:rFonts w:ascii="Arial" w:cs="Arial" w:eastAsia="Arial" w:hAnsi="Arial"/>
-                <w:b w:val="false"/>
-                <w:bCs w:val="false"/>
-                <w:sz w:val="19"/>
-                <w:szCs w:val="19"/>
-                <w:rtl/>
-              </w:rPr>
-              <w:t xml:space="preserve">نموذج برمجي أولي</w:t>
-            </w:r>
-          </w:p>
-        </w:tc>
-        <w:tc>
-          <w:tcPr>
-            <w:tcW w:type="dxa" w:w="4819"/>
-            <w:shd w:fill="FAFBFD" w:color="auto" w:val="clear"/>
-            <w:tcMar>
-              <w:top w:type="dxa" w:w="80"/>
-              <w:left w:type="dxa" w:w="110"/>
-              <w:bottom w:type="dxa" w:w="80"/>
-              <w:right w:type="dxa" w:w="110"/>
-            </w:tcMar>
-          </w:tcPr>
-          <w:p>
-            <w:pPr>
-              <w:bidi/>
-              <w:spacing w:after="0" w:line="280"/>
-              <w:jc w:val="right"/>
-            </w:pPr>
-            <w:r>
-              <w:rPr>
-                <w:rFonts w:ascii="Arial" w:cs="Arial" w:eastAsia="Arial" w:hAnsi="Arial"/>
-                <w:b w:val="false"/>
-                <w:bCs w:val="false"/>
-                <w:sz w:val="19"/>
-                <w:szCs w:val="19"/>
-                <w:rtl/>
-              </w:rPr>
-              <w:t xml:space="preserve">منظومة تعمل فعليًا: الصور والتكبير، بيانات السيارات، المزايدة الحية، التتبع، التكاليف</w:t>
-            </w:r>
-          </w:p>
-        </w:tc>
-        <w:tc>
-          <w:tcPr>
-            <w:tcW w:type="dxa" w:w="1927"/>
-            <w:shd w:fill="FAFBFD" w:color="auto" w:val="clear"/>
-            <w:tcMar>
-              <w:top w:type="dxa" w:w="80"/>
-              <w:left w:type="dxa" w:w="110"/>
-              <w:bottom w:type="dxa" w:w="80"/>
-              <w:right w:type="dxa" w:w="110"/>
-            </w:tcMar>
-          </w:tcPr>
-          <w:p>
-            <w:pPr>
-              <w:bidi/>
-              <w:spacing w:after="0" w:line="280"/>
-              <w:jc w:val="right"/>
-            </w:pPr>
-            <w:r>
-              <w:rPr>
-                <w:rFonts w:ascii="Arial" w:cs="Arial" w:eastAsia="Arial" w:hAnsi="Arial"/>
-                <w:b/>
-                <w:bCs/>
-                <w:color w:val="0F7D55"/>
-                <w:sz w:val="19"/>
-                <w:szCs w:val="19"/>
-                <w:rtl/>
-              </w:rPr>
-              <w:t xml:space="preserve">مكتمل</w:t>
-            </w:r>
-          </w:p>
-        </w:tc>
-      </w:tr>
-      <w:tr>
-        <w:trPr>
-          <w:cantSplit/>
-        </w:trPr>
-        <w:tc>
-          <w:tcPr>
-            <w:tcW w:type="dxa" w:w="2891"/>
-            <w:tcMar>
-              <w:top w:type="dxa" w:w="80"/>
-              <w:left w:type="dxa" w:w="110"/>
-              <w:bottom w:type="dxa" w:w="80"/>
-              <w:right w:type="dxa" w:w="110"/>
-            </w:tcMar>
-          </w:tcPr>
-          <w:p>
-            <w:pPr>
-              <w:bidi/>
-              <w:spacing w:after="0" w:line="280"/>
-              <w:jc w:val="right"/>
-            </w:pPr>
-            <w:r>
-              <w:rPr>
-                <w:rFonts w:ascii="Arial" w:cs="Arial" w:eastAsia="Arial" w:hAnsi="Arial"/>
-                <w:b w:val="false"/>
-                <w:bCs w:val="false"/>
-                <w:sz w:val="19"/>
-                <w:szCs w:val="19"/>
-                <w:rtl/>
-              </w:rPr>
-              <w:t xml:space="preserve">تقرير التكاليف لكل سيارة</w:t>
-            </w:r>
-          </w:p>
-        </w:tc>
-        <w:tc>
-          <w:tcPr>
-            <w:tcW w:type="dxa" w:w="4819"/>
-            <w:tcMar>
-              <w:top w:type="dxa" w:w="80"/>
-              <w:left w:type="dxa" w:w="110"/>
-              <w:bottom w:type="dxa" w:w="80"/>
-              <w:right w:type="dxa" w:w="110"/>
-            </w:tcMar>
-          </w:tcPr>
-          <w:p>
-            <w:pPr>
-              <w:bidi/>
-              <w:spacing w:after="0" w:line="280"/>
-              <w:jc w:val="right"/>
-            </w:pPr>
-            <w:r>
-              <w:rPr>
-                <w:rFonts w:ascii="Arial" w:cs="Arial" w:eastAsia="Arial" w:hAnsi="Arial"/>
-                <w:b w:val="false"/>
-                <w:bCs w:val="false"/>
-                <w:sz w:val="19"/>
-                <w:szCs w:val="19"/>
-                <w:rtl/>
-              </w:rPr>
-              <w:t xml:space="preserve">تقرير تفصيلي بالشحن والتخليص والنقل وكل المصاريف، مع تصدير Excel و PDF و CSV</w:t>
-            </w:r>
-          </w:p>
-        </w:tc>
-        <w:tc>
-          <w:tcPr>
-            <w:tcW w:type="dxa" w:w="1927"/>
-            <w:tcMar>
-              <w:top w:type="dxa" w:w="80"/>
-              <w:left w:type="dxa" w:w="110"/>
-              <w:bottom w:type="dxa" w:w="80"/>
-              <w:right w:type="dxa" w:w="110"/>
-            </w:tcMar>
-          </w:tcPr>
-          <w:p>
-            <w:pPr>
-              <w:bidi/>
-              <w:spacing w:after="0" w:line="280"/>
-              <w:jc w:val="right"/>
-            </w:pPr>
-            <w:r>
-              <w:rPr>
-                <w:rFonts w:ascii="Arial" w:cs="Arial" w:eastAsia="Arial" w:hAnsi="Arial"/>
-                <w:b/>
-                <w:bCs/>
-                <w:color w:val="0F7D55"/>
-                <w:sz w:val="19"/>
-                <w:szCs w:val="19"/>
-                <w:rtl/>
-              </w:rPr>
-              <w:t xml:space="preserve">مكتمل</w:t>
-            </w:r>
-          </w:p>
-        </w:tc>
-      </w:tr>
-      <w:tr>
-        <w:trPr>
-          <w:cantSplit/>
-        </w:trPr>
-        <w:tc>
-          <w:tcPr>
-            <w:tcW w:type="dxa" w:w="2891"/>
-            <w:shd w:fill="FAFBFD" w:color="auto" w:val="clear"/>
-            <w:tcMar>
-              <w:top w:type="dxa" w:w="80"/>
-              <w:left w:type="dxa" w:w="110"/>
-              <w:bottom w:type="dxa" w:w="80"/>
-              <w:right w:type="dxa" w:w="110"/>
-            </w:tcMar>
-          </w:tcPr>
-          <w:p>
-            <w:pPr>
-              <w:bidi/>
-              <w:spacing w:after="0" w:line="280"/>
-              <w:jc w:val="right"/>
-            </w:pPr>
-            <w:r>
-              <w:rPr>
-                <w:rFonts w:ascii="Arial" w:cs="Arial" w:eastAsia="Arial" w:hAnsi="Arial"/>
-                <w:b w:val="false"/>
-                <w:bCs w:val="false"/>
-                <w:sz w:val="19"/>
-                <w:szCs w:val="19"/>
-                <w:rtl/>
-              </w:rPr>
-              <w:t xml:space="preserve">الوثائق التقنية والتشغيلية</w:t>
-            </w:r>
-          </w:p>
-        </w:tc>
-        <w:tc>
-          <w:tcPr>
-            <w:tcW w:type="dxa" w:w="4819"/>
-            <w:shd w:fill="FAFBFD" w:color="auto" w:val="clear"/>
-            <w:tcMar>
-              <w:top w:type="dxa" w:w="80"/>
-              <w:left w:type="dxa" w:w="110"/>
-              <w:bottom w:type="dxa" w:w="80"/>
-              <w:right w:type="dxa" w:w="110"/>
-            </w:tcMar>
-          </w:tcPr>
-          <w:p>
-            <w:pPr>
-              <w:bidi/>
-              <w:spacing w:after="0" w:line="280"/>
-              <w:jc w:val="right"/>
-            </w:pPr>
-            <w:r>
-              <w:rPr>
-                <w:rFonts w:ascii="Arial" w:cs="Arial" w:eastAsia="Arial" w:hAnsi="Arial"/>
-                <w:b w:val="false"/>
-                <w:bCs w:val="false"/>
-                <w:sz w:val="19"/>
-                <w:szCs w:val="19"/>
-                <w:rtl/>
-              </w:rPr>
-              <w:t xml:space="preserve">دليل المستخدم، دليل الصيانة، سياسات الأمان، تحليل المتطلبات، خطة النشر والتدريب</w:t>
-            </w:r>
-          </w:p>
-        </w:tc>
-        <w:tc>
-          <w:tcPr>
-            <w:tcW w:type="dxa" w:w="1927"/>
-            <w:shd w:fill="FAFBFD" w:color="auto" w:val="clear"/>
-            <w:tcMar>
-              <w:top w:type="dxa" w:w="80"/>
-              <w:left w:type="dxa" w:w="110"/>
-              <w:bottom w:type="dxa" w:w="80"/>
-              <w:right w:type="dxa" w:w="110"/>
-            </w:tcMar>
-          </w:tcPr>
-          <w:p>
-            <w:pPr>
-              <w:bidi/>
-              <w:spacing w:after="0" w:line="280"/>
-              <w:jc w:val="right"/>
-            </w:pPr>
-            <w:r>
-              <w:rPr>
-                <w:rFonts w:ascii="Arial" w:cs="Arial" w:eastAsia="Arial" w:hAnsi="Arial"/>
-                <w:b/>
-                <w:bCs/>
-                <w:color w:val="0F7D55"/>
-                <w:sz w:val="19"/>
-                <w:szCs w:val="19"/>
-                <w:rtl/>
-              </w:rPr>
-              <w:t xml:space="preserve">مكتمل</w:t>
-            </w:r>
-          </w:p>
-        </w:tc>
-      </w:tr>
-      <w:tr>
-        <w:trPr>
-          <w:cantSplit/>
-        </w:trPr>
-        <w:tc>
-          <w:tcPr>
-            <w:tcW w:type="dxa" w:w="2891"/>
-            <w:tcMar>
-              <w:top w:type="dxa" w:w="80"/>
-              <w:left w:type="dxa" w:w="110"/>
-              <w:bottom w:type="dxa" w:w="80"/>
-              <w:right w:type="dxa" w:w="110"/>
-            </w:tcMar>
-          </w:tcPr>
-          <w:p>
-            <w:pPr>
-              <w:bidi/>
-              <w:spacing w:after="0" w:line="280"/>
-              <w:jc w:val="right"/>
-            </w:pPr>
-            <w:r>
-              <w:rPr>
-                <w:rFonts w:ascii="Arial" w:cs="Arial" w:eastAsia="Arial" w:hAnsi="Arial"/>
-                <w:b w:val="false"/>
-                <w:bCs w:val="false"/>
-                <w:sz w:val="19"/>
-                <w:szCs w:val="19"/>
-                <w:rtl/>
-              </w:rPr>
-              <w:t xml:space="preserve">خطة اختبار شاملة مع النتائج</w:t>
-            </w:r>
-          </w:p>
-        </w:tc>
-        <w:tc>
-          <w:tcPr>
-            <w:tcW w:type="dxa" w:w="4819"/>
-            <w:tcMar>
-              <w:top w:type="dxa" w:w="80"/>
-              <w:left w:type="dxa" w:w="110"/>
-              <w:bottom w:type="dxa" w:w="80"/>
-              <w:right w:type="dxa" w:w="110"/>
-            </w:tcMar>
-          </w:tcPr>
-          <w:p>
-            <w:pPr>
-              <w:bidi/>
-              <w:spacing w:after="0" w:line="280"/>
-              <w:jc w:val="right"/>
-            </w:pPr>
-            <w:r>
-              <w:rPr>
-                <w:rFonts w:ascii="Arial" w:cs="Arial" w:eastAsia="Arial" w:hAnsi="Arial"/>
-                <w:b w:val="false"/>
-                <w:bCs w:val="false"/>
-                <w:sz w:val="19"/>
-                <w:szCs w:val="19"/>
-                <w:rtl/>
-              </w:rPr>
-              <w:t xml:space="preserve">اختبارات وظيفية وأمنية وأداء، مع نتائج مقيسة لكل مرحلة</w:t>
-            </w:r>
-          </w:p>
-        </w:tc>
-        <w:tc>
-          <w:tcPr>
-            <w:tcW w:type="dxa" w:w="1927"/>
-            <w:tcMar>
-              <w:top w:type="dxa" w:w="80"/>
-              <w:left w:type="dxa" w:w="110"/>
-              <w:bottom w:type="dxa" w:w="80"/>
-              <w:right w:type="dxa" w:w="110"/>
-            </w:tcMar>
-          </w:tcPr>
-          <w:p>
-            <w:pPr>
-              <w:bidi/>
-              <w:spacing w:after="0" w:line="280"/>
-              <w:jc w:val="right"/>
-            </w:pPr>
-            <w:r>
-              <w:rPr>
-                <w:rFonts w:ascii="Arial" w:cs="Arial" w:eastAsia="Arial" w:hAnsi="Arial"/>
-                <w:b/>
-                <w:bCs/>
-                <w:color w:val="0F7D55"/>
-                <w:sz w:val="19"/>
-                <w:szCs w:val="19"/>
-                <w:rtl/>
-              </w:rPr>
-              <w:t xml:space="preserve">مكتمل</w:t>
-            </w:r>
-          </w:p>
-        </w:tc>
-      </w:tr>
-    </w:tbl>
-    <w:p>
-      <w:pPr>
-        <w:bidi/>
-        <w:spacing w:after="80" w:line="320"/>
-        <w:jc w:val="right"/>
-      </w:pPr>
-      <w:r>
-        <w:rPr>
-          <w:rFonts w:ascii="Arial" w:cs="Arial" w:eastAsia="Arial" w:hAnsi="Arial"/>
-          <w:sz w:val="22"/>
-          <w:szCs w:val="22"/>
-          <w:rtl/>
-        </w:rPr>
-        <w:t xml:space="preserve"> </w:t>
-      </w:r>
-    </w:p>
-    <w:p>
-      <w:pPr>
-        <w:pBdr>
-          <w:right w:val="single" w:color="D9860B" w:sz="18" w:space="6"/>
-        </w:pBdr>
-        <w:shd w:fill="F4F6F9" w:color="auto" w:val="clear"/>
-        <w:bidi/>
-        <w:spacing w:after="120" w:line="320"/>
-        <w:jc w:val="right"/>
-      </w:pPr>
-      <w:r>
-        <w:rPr>
-          <w:rFonts w:ascii="Arial" w:cs="Arial" w:eastAsia="Arial" w:hAnsi="Arial"/>
-          <w:color w:val="4B5A6D"/>
-          <w:sz w:val="18"/>
-          <w:szCs w:val="18"/>
-          <w:rtl/>
-        </w:rPr>
-        <w:t xml:space="preserve">* مكتمل مع ملاحظة موضحة في قسم "نقاط تحتاج قراركم".</w:t>
-      </w:r>
-    </w:p>
-    <w:p>
-      <w:pPr>
-        <w:pStyle w:val="Heading1"/>
-        <w:keepNext/>
-        <w:pBdr>
-          <w:bottom w:val="single" w:color="DFE4EB" w:sz="8" w:space="4"/>
-        </w:pBdr>
-        <w:bidi/>
-        <w:spacing w:after="160" w:before="360"/>
-        <w:jc w:val="right"/>
-      </w:pPr>
-      <w:r>
-        <w:rPr>
-          <w:rFonts w:ascii="Arial" w:cs="Arial" w:eastAsia="Arial" w:hAnsi="Arial"/>
-          <w:b/>
-          <w:bCs/>
-          <w:color w:val="D9860B"/>
-          <w:sz w:val="26"/>
-          <w:szCs w:val="26"/>
-          <w:rtl/>
-        </w:rPr>
-        <w:t xml:space="preserve">03  </w:t>
-      </w:r>
-      <w:r>
-        <w:rPr>
-          <w:rFonts w:ascii="Arial" w:cs="Arial" w:eastAsia="Arial" w:hAnsi="Arial"/>
-          <w:b/>
-          <w:bCs/>
-          <w:color w:val="0C2E52"/>
-          <w:sz w:val="34"/>
-          <w:szCs w:val="34"/>
-          <w:rtl/>
-        </w:rPr>
-        <w:t xml:space="preserve">مراحل العمل المنفذة</w:t>
-      </w:r>
-    </w:p>
-    <w:p>
-      <w:pPr>
-        <w:bidi/>
-        <w:spacing w:after="120" w:line="320"/>
-        <w:jc w:val="right"/>
-      </w:pPr>
-      <w:r>
-        <w:rPr>
-          <w:rFonts w:ascii="Arial" w:cs="Arial" w:eastAsia="Arial" w:hAnsi="Arial"/>
-          <w:sz w:val="22"/>
-          <w:szCs w:val="22"/>
-          <w:rtl/>
-        </w:rPr>
-        <w:t xml:space="preserve">اتبعنا المنهجية المتفق عليها خطوة بخطوة:</w:t>
-      </w:r>
-    </w:p>
-    <w:p>
-      <w:pPr>
-        <w:pStyle w:val="ListParagraph"/>
-        <w:numPr>
-          <w:ilvl w:val="0"/>
-          <w:numId w:val="2"/>
-        </w:numPr>
-        <w:bidi/>
-        <w:spacing w:after="100" w:line="300"/>
-        <w:jc w:val="right"/>
-      </w:pPr>
-      <w:r>
-        <w:rPr>
-          <w:rFonts w:ascii="Arial" w:cs="Arial" w:eastAsia="Arial" w:hAnsi="Arial"/>
-          <w:b/>
-          <w:bCs/>
-          <w:color w:val="0C2E52"/>
-          <w:sz w:val="22"/>
-          <w:szCs w:val="22"/>
-          <w:rtl/>
-        </w:rPr>
-        <w:t xml:space="preserve">تحليل المتطلبات: </w:t>
-      </w:r>
-      <w:r>
-        <w:rPr>
-          <w:rFonts w:ascii="Arial" w:cs="Arial" w:eastAsia="Arial" w:hAnsi="Arial"/>
-          <w:color w:val="4B5A6D"/>
-          <w:sz w:val="22"/>
-          <w:szCs w:val="22"/>
-          <w:rtl/>
-        </w:rPr>
-        <w:t xml:space="preserve">حددنا كل الكيانات (السيارات، العملاء، المزادات، الشحن، الجمارك، النقل، التكاليف)، وستة أدوار للمستخدمين، و16 حالة لدورة حياة السيارة مع القواعد التي تحكم الانتقال بينها.</w:t>
-      </w:r>
-    </w:p>
-    <w:p>
-      <w:pPr>
-        <w:pStyle w:val="ListParagraph"/>
-        <w:numPr>
-          <w:ilvl w:val="0"/>
-          <w:numId w:val="2"/>
-        </w:numPr>
-        <w:bidi/>
-        <w:spacing w:after="100" w:line="300"/>
-        <w:jc w:val="right"/>
-      </w:pPr>
-      <w:r>
-        <w:rPr>
-          <w:rFonts w:ascii="Arial" w:cs="Arial" w:eastAsia="Arial" w:hAnsi="Arial"/>
-          <w:b/>
-          <w:bCs/>
-          <w:color w:val="0C2E52"/>
-          <w:sz w:val="22"/>
-          <w:szCs w:val="22"/>
-          <w:rtl/>
-        </w:rPr>
-        <w:t xml:space="preserve">تصميم قاعدة البيانات: </w:t>
-      </w:r>
-      <w:r>
-        <w:rPr>
-          <w:rFonts w:ascii="Arial" w:cs="Arial" w:eastAsia="Arial" w:hAnsi="Arial"/>
-          <w:color w:val="4B5A6D"/>
-          <w:sz w:val="22"/>
-          <w:szCs w:val="22"/>
-          <w:rtl/>
-        </w:rPr>
-        <w:t xml:space="preserve">بنينا قاعدة PostgreSQL تحفظ المبالغ المالية بدقة كاملة دون أخطاء تقريب، وتمنع بنفسها أي خطأ منطقي، مثل تسجيل سيارة "في الجمارك" قبل وصولها الميناء، أو تجاوز سعة الحاوية.</w:t>
-      </w:r>
-    </w:p>
-    <w:p>
-      <w:pPr>
-        <w:pStyle w:val="ListParagraph"/>
-        <w:numPr>
-          <w:ilvl w:val="0"/>
-          <w:numId w:val="2"/>
-        </w:numPr>
-        <w:bidi/>
-        <w:spacing w:after="100" w:line="300"/>
-        <w:jc w:val="right"/>
-      </w:pPr>
-      <w:r>
-        <w:rPr>
-          <w:rFonts w:ascii="Arial" w:cs="Arial" w:eastAsia="Arial" w:hAnsi="Arial"/>
-          <w:b/>
-          <w:bCs/>
-          <w:color w:val="0C2E52"/>
-          <w:sz w:val="22"/>
-          <w:szCs w:val="22"/>
-          <w:rtl/>
-        </w:rPr>
-        <w:t xml:space="preserve">تصميم الواجهات: </w:t>
-      </w:r>
-      <w:r>
-        <w:rPr>
-          <w:rFonts w:ascii="Arial" w:cs="Arial" w:eastAsia="Arial" w:hAnsi="Arial"/>
-          <w:color w:val="4B5A6D"/>
-          <w:sz w:val="22"/>
-          <w:szCs w:val="22"/>
-          <w:rtl/>
-        </w:rPr>
-        <w:t xml:space="preserve">صممنا واجهة عربية كاملة من اليمين لليسار، تعمل على الحاسوب والجوال، وفيها وضع ليلي، مع عرض الصور بجودة عالية وتكبيرها ومقارنة السيارات.</w:t>
-      </w:r>
-    </w:p>
-    <w:p>
-      <w:pPr>
-        <w:pStyle w:val="ListParagraph"/>
-        <w:numPr>
-          <w:ilvl w:val="0"/>
-          <w:numId w:val="2"/>
-        </w:numPr>
-        <w:bidi/>
-        <w:spacing w:after="100" w:line="300"/>
-        <w:jc w:val="right"/>
-      </w:pPr>
-      <w:r>
-        <w:rPr>
-          <w:rFonts w:ascii="Arial" w:cs="Arial" w:eastAsia="Arial" w:hAnsi="Arial"/>
-          <w:b/>
-          <w:bCs/>
-          <w:color w:val="0C2E52"/>
-          <w:sz w:val="22"/>
-          <w:szCs w:val="22"/>
-          <w:rtl/>
-        </w:rPr>
-        <w:t xml:space="preserve">تطوير النظام: </w:t>
-      </w:r>
-      <w:r>
-        <w:rPr>
-          <w:rFonts w:ascii="Arial" w:cs="Arial" w:eastAsia="Arial" w:hAnsi="Arial"/>
-          <w:color w:val="4B5A6D"/>
-          <w:sz w:val="22"/>
-          <w:szCs w:val="22"/>
-          <w:rtl/>
-        </w:rPr>
-        <w:t xml:space="preserve">طورنا الخادم والواجهات، ونفذنا الربط مع Copart و IAAI وتتبع الحاويات، والمزايدة الحية التي تصل لكل المتابعين لحظيًا.</w:t>
-      </w:r>
-    </w:p>
-    <w:p>
-      <w:pPr>
-        <w:pStyle w:val="ListParagraph"/>
-        <w:numPr>
-          <w:ilvl w:val="0"/>
-          <w:numId w:val="2"/>
-        </w:numPr>
-        <w:bidi/>
-        <w:spacing w:after="100" w:line="300"/>
-        <w:jc w:val="right"/>
-      </w:pPr>
-      <w:r>
-        <w:rPr>
-          <w:rFonts w:ascii="Arial" w:cs="Arial" w:eastAsia="Arial" w:hAnsi="Arial"/>
-          <w:b/>
-          <w:bCs/>
-          <w:color w:val="0C2E52"/>
-          <w:sz w:val="22"/>
-          <w:szCs w:val="22"/>
-          <w:rtl/>
-        </w:rPr>
-        <w:t xml:space="preserve">إدارة التكاليف: </w:t>
-      </w:r>
-      <w:r>
-        <w:rPr>
-          <w:rFonts w:ascii="Arial" w:cs="Arial" w:eastAsia="Arial" w:hAnsi="Arial"/>
-          <w:color w:val="4B5A6D"/>
-          <w:sz w:val="22"/>
-          <w:szCs w:val="22"/>
-          <w:rtl/>
-        </w:rPr>
-        <w:t xml:space="preserve">وحدة لتسجيل كل تكلفة بعملتها وسعر صرف يومها، وتوزيع أجرة الحاوية على سياراتها آليًا، وتقرير التكلفة الواصلة والربح لكل سيارة.</w:t>
-      </w:r>
-    </w:p>
-    <w:p>
-      <w:pPr>
-        <w:pStyle w:val="ListParagraph"/>
-        <w:numPr>
-          <w:ilvl w:val="0"/>
-          <w:numId w:val="2"/>
-        </w:numPr>
-        <w:bidi/>
-        <w:spacing w:after="100" w:line="300"/>
-        <w:jc w:val="right"/>
-      </w:pPr>
-      <w:r>
-        <w:rPr>
-          <w:rFonts w:ascii="Arial" w:cs="Arial" w:eastAsia="Arial" w:hAnsi="Arial"/>
-          <w:b/>
-          <w:bCs/>
-          <w:color w:val="0C2E52"/>
-          <w:sz w:val="22"/>
-          <w:szCs w:val="22"/>
-          <w:rtl/>
-        </w:rPr>
-        <w:t xml:space="preserve">الاختبار والتوثيق: </w:t>
-      </w:r>
-      <w:r>
-        <w:rPr>
-          <w:rFonts w:ascii="Arial" w:cs="Arial" w:eastAsia="Arial" w:hAnsi="Arial"/>
-          <w:color w:val="4B5A6D"/>
-          <w:sz w:val="22"/>
-          <w:szCs w:val="22"/>
-          <w:rtl/>
-        </w:rPr>
-        <w:t xml:space="preserve">كتبنا 88 اختبارًا آليًا، واختبرنا الأداء بـ 20 ألف سيارة، وأعددنا 10 وثائق تشرح المنظومة لأي عضو جديد في الفريق.</w:t>
-      </w:r>
-    </w:p>
-    <w:p>
-      <w:pPr>
-        <w:pStyle w:val="ListParagraph"/>
-        <w:numPr>
-          <w:ilvl w:val="0"/>
-          <w:numId w:val="2"/>
-        </w:numPr>
-        <w:bidi/>
-        <w:spacing w:after="100" w:line="300"/>
-        <w:jc w:val="right"/>
-      </w:pPr>
-      <w:r>
-        <w:rPr>
-          <w:rFonts w:ascii="Arial" w:cs="Arial" w:eastAsia="Arial" w:hAnsi="Arial"/>
-          <w:b/>
-          <w:bCs/>
-          <w:color w:val="0C2E52"/>
-          <w:sz w:val="22"/>
-          <w:szCs w:val="22"/>
-          <w:rtl/>
-        </w:rPr>
-        <w:t xml:space="preserve">التجهيز للنشر والتدريب: </w:t>
-      </w:r>
-      <w:r>
-        <w:rPr>
-          <w:rFonts w:ascii="Arial" w:cs="Arial" w:eastAsia="Arial" w:hAnsi="Arial"/>
-          <w:color w:val="4B5A6D"/>
-          <w:sz w:val="22"/>
-          <w:szCs w:val="22"/>
-          <w:rtl/>
-        </w:rPr>
-        <w:t xml:space="preserve">جهزنا ملفات التشغيل على الخادم، وخطة إطلاق تدريجية على 7 أسابيع، وخطة تدريب لكل قسم.</w:t>
-      </w:r>
-    </w:p>
-    <w:p>
-      <w:pPr>
-        <w:pStyle w:val="Heading1"/>
-        <w:keepNext/>
-        <w:pageBreakBefore/>
-        <w:pBdr>
-          <w:bottom w:val="single" w:color="DFE4EB" w:sz="8" w:space="4"/>
-        </w:pBdr>
-        <w:bidi/>
-        <w:spacing w:after="160" w:before="0"/>
-        <w:jc w:val="right"/>
-      </w:pPr>
-      <w:r>
-        <w:rPr>
-          <w:rFonts w:ascii="Arial" w:cs="Arial" w:eastAsia="Arial" w:hAnsi="Arial"/>
-          <w:b/>
-          <w:bCs/>
-          <w:color w:val="D9860B"/>
-          <w:sz w:val="26"/>
-          <w:szCs w:val="26"/>
-          <w:rtl/>
-        </w:rPr>
-        <w:t xml:space="preserve">04  </w:t>
-      </w:r>
-      <w:r>
-        <w:rPr>
-          <w:rFonts w:ascii="Arial" w:cs="Arial" w:eastAsia="Arial" w:hAnsi="Arial"/>
-          <w:b/>
-          <w:bCs/>
-          <w:color w:val="0C2E52"/>
-          <w:sz w:val="34"/>
-          <w:szCs w:val="34"/>
-          <w:rtl/>
-        </w:rPr>
-        <w:t xml:space="preserve">تفاصيل ما تم تسليمه</w:t>
-      </w:r>
-    </w:p>
-    <w:p>
-      <w:pPr>
-        <w:pStyle w:val="Heading2"/>
-        <w:keepNext/>
-        <w:bidi/>
-        <w:spacing w:after="100" w:before="280"/>
-        <w:jc w:val="right"/>
-      </w:pPr>
-      <w:r>
-        <w:rPr>
-          <w:rFonts w:ascii="Arial" w:cs="Arial" w:eastAsia="Arial" w:hAnsi="Arial"/>
-          <w:b/>
-          <w:bCs/>
-          <w:color w:val="1A5A96"/>
-          <w:sz w:val="27"/>
-          <w:szCs w:val="27"/>
-          <w:rtl/>
-        </w:rPr>
-        <w:t xml:space="preserve">1. قاعدة البيانات</w:t>
-      </w:r>
-    </w:p>
-    <w:p>
-      <w:pPr>
-        <w:pStyle w:val="ListParagraph"/>
-        <w:numPr>
-          <w:ilvl w:val="0"/>
-          <w:numId w:val="3"/>
-        </w:numPr>
-        <w:bidi/>
-        <w:spacing w:after="80" w:line="300"/>
-        <w:jc w:val="right"/>
-      </w:pPr>
-      <w:r>
-        <w:rPr>
-          <w:rFonts w:ascii="Arial" w:cs="Arial" w:eastAsia="Arial" w:hAnsi="Arial"/>
-          <w:sz w:val="22"/>
-          <w:szCs w:val="22"/>
-          <w:rtl/>
-        </w:rPr>
-        <w:t xml:space="preserve">33 جدولًا مترابطًا: السيارات ومواصفاتها وصورها، بيانات اللوت في Copart و IAAI، الشحنات والحاويات وأحداث التتبع، النقل البري، البيانات الجمركية، المزادات والمزايدات، المبيعات والدفعات، التكاليف وأسعار الصرف، وسجل المراجعة.</w:t>
-      </w:r>
-    </w:p>
-    <w:p>
-      <w:pPr>
-        <w:pStyle w:val="ListParagraph"/>
-        <w:numPr>
-          <w:ilvl w:val="0"/>
-          <w:numId w:val="3"/>
-        </w:numPr>
-        <w:bidi/>
-        <w:spacing w:after="80" w:line="300"/>
-        <w:jc w:val="right"/>
-      </w:pPr>
-      <w:r>
-        <w:rPr>
-          <w:rFonts w:ascii="Arial" w:cs="Arial" w:eastAsia="Arial" w:hAnsi="Arial"/>
-          <w:sz w:val="22"/>
-          <w:szCs w:val="22"/>
-          <w:rtl/>
-        </w:rPr>
-        <w:t xml:space="preserve">كل مبلغ يُحفظ بعملته الأصلية وسعر الصرف في يومه، فلا تتغير الحسابات القديمة إذا تغير سعر الصرف.</w:t>
-      </w:r>
-    </w:p>
-    <w:p>
-      <w:pPr>
-        <w:pStyle w:val="ListParagraph"/>
-        <w:numPr>
-          <w:ilvl w:val="0"/>
-          <w:numId w:val="3"/>
-        </w:numPr>
-        <w:bidi/>
-        <w:spacing w:after="80" w:line="300"/>
-        <w:jc w:val="right"/>
-      </w:pPr>
-      <w:r>
-        <w:rPr>
-          <w:rFonts w:ascii="Arial" w:cs="Arial" w:eastAsia="Arial" w:hAnsi="Arial"/>
-          <w:sz w:val="22"/>
-          <w:szCs w:val="22"/>
-          <w:rtl/>
-        </w:rPr>
-        <w:t xml:space="preserve">بيانات العملاء الحساسة (الهاتف ورقم الهوية) مشفرة داخل قاعدة البيانات.</w:t>
-      </w:r>
-    </w:p>
-    <w:p>
-      <w:pPr>
-        <w:pStyle w:val="ListParagraph"/>
-        <w:numPr>
-          <w:ilvl w:val="0"/>
-          <w:numId w:val="3"/>
-        </w:numPr>
-        <w:bidi/>
-        <w:spacing w:after="80" w:line="300"/>
-        <w:jc w:val="right"/>
-      </w:pPr>
-      <w:r>
-        <w:rPr>
-          <w:rFonts w:ascii="Arial" w:cs="Arial" w:eastAsia="Arial" w:hAnsi="Arial"/>
-          <w:sz w:val="22"/>
-          <w:szCs w:val="22"/>
-          <w:rtl/>
-        </w:rPr>
-        <w:t xml:space="preserve">مصممة للتوسع: إضافة مصدر مزادات جديد (مثل Manheim) لا تحتاج تعديل قاعدة البيانات.</w:t>
-      </w:r>
-    </w:p>
-    <w:p>
-      <w:pPr>
-        <w:pStyle w:val="Heading2"/>
-        <w:keepNext/>
-        <w:bidi/>
-        <w:spacing w:after="100" w:before="280"/>
-        <w:jc w:val="right"/>
-      </w:pPr>
-      <w:r>
-        <w:rPr>
-          <w:rFonts w:ascii="Arial" w:cs="Arial" w:eastAsia="Arial" w:hAnsi="Arial"/>
-          <w:b/>
-          <w:bCs/>
-          <w:color w:val="1A5A96"/>
-          <w:sz w:val="27"/>
-          <w:szCs w:val="27"/>
-          <w:rtl/>
-        </w:rPr>
-        <w:t xml:space="preserve">2. واجهات المستخدم</w:t>
-      </w:r>
-    </w:p>
-    <w:p>
-      <w:pPr>
-        <w:keepNext/>
-        <w:bidi/>
-        <w:spacing w:after="60"/>
-        <w:jc w:val="center"/>
+        <w:spacing w:after="200"/>
+        <w:jc w:val="right"/>
       </w:pPr>
       <w:r>
         <w:drawing>
           <wp:inline distT="0" distB="0" distL="0" distR="0">
-            <wp:extent cx="5715000" cy="3571875"/>
+            <wp:extent cx="2857500" cy="752475"/>
             <wp:effectExtent t="0" r="0" b="0" l="0"/>
             <wp:docPr id="1" name="" descr="" title=""/>
             <wp:cNvGraphicFramePr>
@@ -1822,7 +36,7 @@
                   <pic:spPr bwMode="auto">
                     <a:xfrm>
                       <a:off x="0" y="0"/>
-                      <a:ext cx="5715000" cy="3571875"/>
+                      <a:ext cx="2857500" cy="752475"/>
                     </a:xfrm>
                     <a:prstGeom prst="rect">
                       <a:avLst/>
@@ -1838,18 +52,1786 @@
     <w:p>
       <w:pPr>
         <w:bidi/>
-        <w:spacing w:after="220" w:line="320"/>
+        <w:spacing w:after="400" w:before="1200"/>
+        <w:jc w:val="right"/>
+      </w:pPr>
+      <w:r>
+        <w:rPr>
+          <w:rFonts w:ascii="Arial" w:cs="Arial" w:eastAsia="Arial" w:hAnsi="Arial"/>
+          <w:b/>
+          <w:bCs/>
+          <w:color w:val="A8874A"/>
+          <w:sz w:val="22"/>
+          <w:szCs w:val="22"/>
+          <w:rtl/>
+        </w:rPr>
+        <w:t xml:space="preserve">الإصدار 1.0</w:t>
+      </w:r>
+    </w:p>
+    <w:p>
+      <w:pPr>
+        <w:bidi/>
+        <w:spacing w:after="200" w:line="400"/>
+        <w:jc w:val="right"/>
+      </w:pPr>
+      <w:r>
+        <w:rPr>
+          <w:rFonts w:ascii="Arial" w:cs="Arial" w:eastAsia="Arial" w:hAnsi="Arial"/>
+          <w:b/>
+          <w:bCs/>
+          <w:color w:val="0B1628"/>
+          <w:sz w:val="64"/>
+          <w:szCs w:val="64"/>
+          <w:rtl/>
+        </w:rPr>
+        <w:t xml:space="preserve">تقرير إنجاز الأعمال</w:t>
+      </w:r>
+    </w:p>
+    <w:p>
+      <w:pPr>
+        <w:bidi/>
+        <w:spacing w:after="800" w:line="320"/>
+        <w:jc w:val="right"/>
+      </w:pPr>
+      <w:r>
+        <w:rPr>
+          <w:rFonts w:ascii="Arial" w:cs="Arial" w:eastAsia="Arial" w:hAnsi="Arial"/>
+          <w:color w:val="1A5A96"/>
+          <w:sz w:val="32"/>
+          <w:szCs w:val="32"/>
+          <w:rtl/>
+        </w:rPr>
+        <w:t xml:space="preserve">مشروع منظومة مزاد واستيراد السيارات</w:t>
+      </w:r>
+    </w:p>
+    <w:p>
+      <w:pPr>
+        <w:pBdr>
+          <w:bottom w:val="single" w:color="A8874A" w:sz="18" w:space="1"/>
+        </w:pBdr>
+        <w:bidi/>
+        <w:spacing w:after="600" w:line="320"/>
+        <w:jc w:val="right"/>
+      </w:pPr>
+      <w:r>
+        <w:rPr>
+          <w:rFonts w:ascii="Arial" w:cs="Arial" w:eastAsia="Arial" w:hAnsi="Arial"/>
+          <w:sz w:val="22"/>
+          <w:szCs w:val="22"/>
+          <w:rtl/>
+        </w:rPr>
+        <w:t xml:space="preserve"> </w:t>
+      </w:r>
+    </w:p>
+    <w:p>
+      <w:pPr>
+        <w:bidi/>
+        <w:spacing w:after="160" w:line="320"/>
         <w:jc w:val="right"/>
       </w:pPr>
       <w:r>
         <w:rPr>
           <w:rFonts w:ascii="Arial" w:cs="Arial" w:eastAsia="Arial" w:hAnsi="Arial"/>
           <w:color w:val="4B5A6D"/>
-          <w:sz w:val="17"/>
-          <w:szCs w:val="17"/>
-          <w:rtl/>
-        </w:rPr>
-        <w:t xml:space="preserve">لوحة المؤشرات: قيمة المخزون، والسيارات في البحر وفي الجمارك، والمزايدات الحية، وتوزيع الأسطول على كل المراحل.</w:t>
+          <w:sz w:val="24"/>
+          <w:szCs w:val="24"/>
+          <w:rtl/>
+        </w:rPr>
+        <w:t xml:space="preserve">مقدَّم إلى: </w:t>
+      </w:r>
+      <w:r>
+        <w:rPr>
+          <w:rFonts w:ascii="Arial" w:cs="Arial" w:eastAsia="Arial" w:hAnsi="Arial"/>
+          <w:b/>
+          <w:bCs/>
+          <w:sz w:val="24"/>
+          <w:szCs w:val="24"/>
+          <w:rtl/>
+        </w:rPr>
+        <w:t xml:space="preserve">إدارة الشركة</w:t>
+      </w:r>
+    </w:p>
+    <w:p>
+      <w:pPr>
+        <w:bidi/>
+        <w:spacing w:after="160" w:line="320"/>
+        <w:jc w:val="right"/>
+      </w:pPr>
+      <w:r>
+        <w:rPr>
+          <w:rFonts w:ascii="Arial" w:cs="Arial" w:eastAsia="Arial" w:hAnsi="Arial"/>
+          <w:color w:val="4B5A6D"/>
+          <w:sz w:val="24"/>
+          <w:szCs w:val="24"/>
+          <w:rtl/>
+        </w:rPr>
+        <w:t xml:space="preserve">مقدَّم من: </w:t>
+      </w:r>
+      <w:r>
+        <w:rPr>
+          <w:rFonts w:ascii="Arial" w:cs="Arial" w:eastAsia="Arial" w:hAnsi="Arial"/>
+          <w:b/>
+          <w:bCs/>
+          <w:sz w:val="24"/>
+          <w:szCs w:val="24"/>
+          <w:rtl/>
+        </w:rPr>
+        <w:t xml:space="preserve">فريق التطوير</w:t>
+      </w:r>
+    </w:p>
+    <w:p>
+      <w:pPr>
+        <w:bidi/>
+        <w:spacing w:after="160" w:line="320"/>
+        <w:jc w:val="right"/>
+      </w:pPr>
+      <w:r>
+        <w:rPr>
+          <w:rFonts w:ascii="Arial" w:cs="Arial" w:eastAsia="Arial" w:hAnsi="Arial"/>
+          <w:color w:val="4B5A6D"/>
+          <w:sz w:val="24"/>
+          <w:szCs w:val="24"/>
+          <w:rtl/>
+        </w:rPr>
+        <w:t xml:space="preserve">التاريخ: </w:t>
+      </w:r>
+      <w:r>
+        <w:rPr>
+          <w:rFonts w:ascii="Arial" w:cs="Arial" w:eastAsia="Arial" w:hAnsi="Arial"/>
+          <w:b/>
+          <w:bCs/>
+          <w:sz w:val="24"/>
+          <w:szCs w:val="24"/>
+          <w:rtl/>
+        </w:rPr>
+        <w:t xml:space="preserve">أكتوبر 2026</w:t>
+      </w:r>
+    </w:p>
+    <w:p>
+      <w:pPr>
+        <w:pStyle w:val="Heading1"/>
+        <w:keepNext/>
+        <w:pageBreakBefore/>
+        <w:pBdr>
+          <w:bottom w:val="single" w:color="DFE4EB" w:sz="8" w:space="4"/>
+        </w:pBdr>
+        <w:bidi/>
+        <w:spacing w:after="160" w:before="0"/>
+        <w:jc w:val="right"/>
+      </w:pPr>
+      <w:r>
+        <w:rPr>
+          <w:rFonts w:ascii="Arial" w:cs="Arial" w:eastAsia="Arial" w:hAnsi="Arial"/>
+          <w:b/>
+          <w:bCs/>
+          <w:color w:val="A8874A"/>
+          <w:sz w:val="26"/>
+          <w:szCs w:val="26"/>
+          <w:rtl/>
+        </w:rPr>
+        <w:t xml:space="preserve">01  </w:t>
+      </w:r>
+      <w:r>
+        <w:rPr>
+          <w:rFonts w:ascii="Arial" w:cs="Arial" w:eastAsia="Arial" w:hAnsi="Arial"/>
+          <w:b/>
+          <w:bCs/>
+          <w:color w:val="0B1628"/>
+          <w:sz w:val="34"/>
+          <w:szCs w:val="34"/>
+          <w:rtl/>
+        </w:rPr>
+        <w:t xml:space="preserve">المقدمة</w:t>
+      </w:r>
+    </w:p>
+    <w:p>
+      <w:pPr>
+        <w:bidi/>
+        <w:spacing w:after="120" w:line="320"/>
+        <w:jc w:val="right"/>
+      </w:pPr>
+      <w:r>
+        <w:rPr>
+          <w:rFonts w:ascii="Arial" w:cs="Arial" w:eastAsia="Arial" w:hAnsi="Arial"/>
+          <w:sz w:val="22"/>
+          <w:szCs w:val="22"/>
+          <w:rtl/>
+        </w:rPr>
+        <w:t xml:space="preserve">يسرّنا أن نضع بين أيديكم هذا التقرير الذي يلخص ما أنجزناه في مشروع منظومة مزاد واستيراد السيارات. كان المطلوب تصميم منظومة تتابع السيارات المستوردة من مزادات Copart و IAAI الأمريكية حتى بيعها في ليبيا، وتدير تكاليف كل سيارة بدقة، وتتيح البيع بالمزاد الإلكتروني.</w:t>
+      </w:r>
+    </w:p>
+    <w:p>
+      <w:pPr>
+        <w:bidi/>
+        <w:spacing w:after="120" w:line="320"/>
+        <w:jc w:val="right"/>
+      </w:pPr>
+      <w:r>
+        <w:rPr>
+          <w:rFonts w:ascii="Arial" w:cs="Arial" w:eastAsia="Arial" w:hAnsi="Arial"/>
+          <w:sz w:val="22"/>
+          <w:szCs w:val="22"/>
+          <w:rtl/>
+        </w:rPr>
+        <w:t xml:space="preserve">يعرض التقرير كل مخرج طلبتموه، وما سلّمناه مقابله، وحالته، ثم نتائج الاختبارات، والنقاط التي تحتاج قراركم قبل التشغيل الفعلي.</w:t>
+      </w:r>
+    </w:p>
+    <w:p>
+      <w:pPr>
+        <w:pStyle w:val="Heading1"/>
+        <w:keepNext/>
+        <w:pBdr>
+          <w:bottom w:val="single" w:color="DFE4EB" w:sz="8" w:space="4"/>
+        </w:pBdr>
+        <w:bidi/>
+        <w:spacing w:after="160" w:before="360"/>
+        <w:jc w:val="right"/>
+      </w:pPr>
+      <w:r>
+        <w:rPr>
+          <w:rFonts w:ascii="Arial" w:cs="Arial" w:eastAsia="Arial" w:hAnsi="Arial"/>
+          <w:b/>
+          <w:bCs/>
+          <w:color w:val="A8874A"/>
+          <w:sz w:val="26"/>
+          <w:szCs w:val="26"/>
+          <w:rtl/>
+        </w:rPr>
+        <w:t xml:space="preserve">02  </w:t>
+      </w:r>
+      <w:r>
+        <w:rPr>
+          <w:rFonts w:ascii="Arial" w:cs="Arial" w:eastAsia="Arial" w:hAnsi="Arial"/>
+          <w:b/>
+          <w:bCs/>
+          <w:color w:val="0B1628"/>
+          <w:sz w:val="34"/>
+          <w:szCs w:val="34"/>
+          <w:rtl/>
+        </w:rPr>
+        <w:t xml:space="preserve">ملخص الإنجاز</w:t>
+      </w:r>
+    </w:p>
+    <w:tbl>
+      <w:tblPr>
+        <w:bidiVisual/>
+        <w:tblW w:type="dxa" w:w="9636"/>
+        <w:tblBorders>
+          <w:top w:val="single" w:color="auto" w:sz="4"/>
+          <w:left w:val="single" w:color="auto" w:sz="4"/>
+          <w:bottom w:val="single" w:color="auto" w:sz="4"/>
+          <w:right w:val="single" w:color="auto" w:sz="4"/>
+          <w:insideH w:val="single" w:color="auto" w:sz="4"/>
+          <w:insideV w:val="single" w:color="auto" w:sz="4"/>
+        </w:tblBorders>
+      </w:tblPr>
+      <w:tblGrid>
+        <w:gridCol w:w="2409"/>
+        <w:gridCol w:w="2409"/>
+        <w:gridCol w:w="2409"/>
+        <w:gridCol w:w="2409"/>
+      </w:tblGrid>
+      <w:tr>
+        <w:tc>
+          <w:tcPr>
+            <w:tcW w:type="dxa" w:w="2409"/>
+            <w:tcBorders>
+              <w:top w:val="single" w:color="FFFFFF" w:sz="12"/>
+              <w:left w:val="single" w:color="FFFFFF" w:sz="24"/>
+              <w:bottom w:val="single" w:color="FFFFFF" w:sz="12"/>
+              <w:right w:val="single" w:color="FFFFFF" w:sz="24"/>
+            </w:tcBorders>
+            <w:shd w:fill="F4F6F9" w:color="auto" w:val="clear"/>
+            <w:tcMar>
+              <w:top w:type="dxa" w:w="120"/>
+              <w:left w:type="dxa" w:w="140"/>
+              <w:bottom w:type="dxa" w:w="120"/>
+              <w:right w:type="dxa" w:w="140"/>
+            </w:tcMar>
+          </w:tcPr>
+          <w:p>
+            <w:pPr>
+              <w:bidi/>
+              <w:spacing w:after="40" w:line="320"/>
+              <w:jc w:val="right"/>
+            </w:pPr>
+            <w:r>
+              <w:rPr>
+                <w:rFonts w:ascii="Arial" w:cs="Arial" w:eastAsia="Arial" w:hAnsi="Arial"/>
+                <w:b/>
+                <w:bCs/>
+                <w:color w:val="1A5A96"/>
+                <w:sz w:val="36"/>
+                <w:szCs w:val="36"/>
+                <w:rtl/>
+              </w:rPr>
+              <w:t xml:space="preserve">7 من 7</w:t>
+            </w:r>
+          </w:p>
+          <w:p>
+            <w:pPr>
+              <w:bidi/>
+              <w:spacing w:after="0" w:line="260"/>
+              <w:jc w:val="right"/>
+            </w:pPr>
+            <w:r>
+              <w:rPr>
+                <w:rFonts w:ascii="Arial" w:cs="Arial" w:eastAsia="Arial" w:hAnsi="Arial"/>
+                <w:color w:val="4B5A6D"/>
+                <w:sz w:val="17"/>
+                <w:szCs w:val="17"/>
+                <w:rtl/>
+              </w:rPr>
+              <w:t xml:space="preserve">مخرجات مطلوبة تم تسليمها</w:t>
+            </w:r>
+          </w:p>
+        </w:tc>
+        <w:tc>
+          <w:tcPr>
+            <w:tcW w:type="dxa" w:w="2409"/>
+            <w:tcBorders>
+              <w:top w:val="single" w:color="FFFFFF" w:sz="12"/>
+              <w:left w:val="single" w:color="FFFFFF" w:sz="24"/>
+              <w:bottom w:val="single" w:color="FFFFFF" w:sz="12"/>
+              <w:right w:val="single" w:color="FFFFFF" w:sz="24"/>
+            </w:tcBorders>
+            <w:shd w:fill="F4F6F9" w:color="auto" w:val="clear"/>
+            <w:tcMar>
+              <w:top w:type="dxa" w:w="120"/>
+              <w:left w:type="dxa" w:w="140"/>
+              <w:bottom w:type="dxa" w:w="120"/>
+              <w:right w:type="dxa" w:w="140"/>
+            </w:tcMar>
+          </w:tcPr>
+          <w:p>
+            <w:pPr>
+              <w:bidi/>
+              <w:spacing w:after="40" w:line="320"/>
+              <w:jc w:val="right"/>
+            </w:pPr>
+            <w:r>
+              <w:rPr>
+                <w:rFonts w:ascii="Arial" w:cs="Arial" w:eastAsia="Arial" w:hAnsi="Arial"/>
+                <w:b/>
+                <w:bCs/>
+                <w:color w:val="1A5A96"/>
+                <w:sz w:val="36"/>
+                <w:szCs w:val="36"/>
+                <w:rtl/>
+              </w:rPr>
+              <w:t xml:space="preserve">88</w:t>
+            </w:r>
+          </w:p>
+          <w:p>
+            <w:pPr>
+              <w:bidi/>
+              <w:spacing w:after="0" w:line="260"/>
+              <w:jc w:val="right"/>
+            </w:pPr>
+            <w:r>
+              <w:rPr>
+                <w:rFonts w:ascii="Arial" w:cs="Arial" w:eastAsia="Arial" w:hAnsi="Arial"/>
+                <w:color w:val="4B5A6D"/>
+                <w:sz w:val="17"/>
+                <w:szCs w:val="17"/>
+                <w:rtl/>
+              </w:rPr>
+              <w:t xml:space="preserve">اختبارًا آليًا ناجحًا</w:t>
+            </w:r>
+          </w:p>
+        </w:tc>
+        <w:tc>
+          <w:tcPr>
+            <w:tcW w:type="dxa" w:w="2409"/>
+            <w:tcBorders>
+              <w:top w:val="single" w:color="FFFFFF" w:sz="12"/>
+              <w:left w:val="single" w:color="FFFFFF" w:sz="24"/>
+              <w:bottom w:val="single" w:color="FFFFFF" w:sz="12"/>
+              <w:right w:val="single" w:color="FFFFFF" w:sz="24"/>
+            </w:tcBorders>
+            <w:shd w:fill="F4F6F9" w:color="auto" w:val="clear"/>
+            <w:tcMar>
+              <w:top w:type="dxa" w:w="120"/>
+              <w:left w:type="dxa" w:w="140"/>
+              <w:bottom w:type="dxa" w:w="120"/>
+              <w:right w:type="dxa" w:w="140"/>
+            </w:tcMar>
+          </w:tcPr>
+          <w:p>
+            <w:pPr>
+              <w:bidi/>
+              <w:spacing w:after="40" w:line="320"/>
+              <w:jc w:val="right"/>
+            </w:pPr>
+            <w:r>
+              <w:rPr>
+                <w:rFonts w:ascii="Arial" w:cs="Arial" w:eastAsia="Arial" w:hAnsi="Arial"/>
+                <w:b/>
+                <w:bCs/>
+                <w:color w:val="1A5A96"/>
+                <w:sz w:val="36"/>
+                <w:szCs w:val="36"/>
+                <w:rtl/>
+              </w:rPr>
+              <w:t xml:space="preserve">19</w:t>
+            </w:r>
+          </w:p>
+          <w:p>
+            <w:pPr>
+              <w:bidi/>
+              <w:spacing w:after="0" w:line="260"/>
+              <w:jc w:val="right"/>
+            </w:pPr>
+            <w:r>
+              <w:rPr>
+                <w:rFonts w:ascii="Arial" w:cs="Arial" w:eastAsia="Arial" w:hAnsi="Arial"/>
+                <w:color w:val="4B5A6D"/>
+                <w:sz w:val="17"/>
+                <w:szCs w:val="17"/>
+                <w:rtl/>
+              </w:rPr>
+              <w:t xml:space="preserve">شاشة مصممة ومنفذة</w:t>
+            </w:r>
+          </w:p>
+        </w:tc>
+        <w:tc>
+          <w:tcPr>
+            <w:tcW w:type="dxa" w:w="2409"/>
+            <w:tcBorders>
+              <w:top w:val="single" w:color="FFFFFF" w:sz="12"/>
+              <w:left w:val="single" w:color="FFFFFF" w:sz="24"/>
+              <w:bottom w:val="single" w:color="FFFFFF" w:sz="12"/>
+              <w:right w:val="single" w:color="FFFFFF" w:sz="24"/>
+            </w:tcBorders>
+            <w:shd w:fill="F4F6F9" w:color="auto" w:val="clear"/>
+            <w:tcMar>
+              <w:top w:type="dxa" w:w="120"/>
+              <w:left w:type="dxa" w:w="140"/>
+              <w:bottom w:type="dxa" w:w="120"/>
+              <w:right w:type="dxa" w:w="140"/>
+            </w:tcMar>
+          </w:tcPr>
+          <w:p>
+            <w:pPr>
+              <w:bidi/>
+              <w:spacing w:after="40" w:line="320"/>
+              <w:jc w:val="right"/>
+            </w:pPr>
+            <w:r>
+              <w:rPr>
+                <w:rFonts w:ascii="Arial" w:cs="Arial" w:eastAsia="Arial" w:hAnsi="Arial"/>
+                <w:b/>
+                <w:bCs/>
+                <w:color w:val="1A5A96"/>
+                <w:sz w:val="36"/>
+                <w:szCs w:val="36"/>
+                <w:rtl/>
+              </w:rPr>
+              <w:t xml:space="preserve">10</w:t>
+            </w:r>
+          </w:p>
+          <w:p>
+            <w:pPr>
+              <w:bidi/>
+              <w:spacing w:after="0" w:line="260"/>
+              <w:jc w:val="right"/>
+            </w:pPr>
+            <w:r>
+              <w:rPr>
+                <w:rFonts w:ascii="Arial" w:cs="Arial" w:eastAsia="Arial" w:hAnsi="Arial"/>
+                <w:color w:val="4B5A6D"/>
+                <w:sz w:val="17"/>
+                <w:szCs w:val="17"/>
+                <w:rtl/>
+              </w:rPr>
+              <w:t xml:space="preserve">وثائق تقنية وتشغيلية</w:t>
+            </w:r>
+          </w:p>
+        </w:tc>
+      </w:tr>
+    </w:tbl>
+    <w:p>
+      <w:pPr>
+        <w:bidi/>
+        <w:spacing w:after="80" w:line="320"/>
+        <w:jc w:val="right"/>
+      </w:pPr>
+      <w:r>
+        <w:rPr>
+          <w:rFonts w:ascii="Arial" w:cs="Arial" w:eastAsia="Arial" w:hAnsi="Arial"/>
+          <w:sz w:val="22"/>
+          <w:szCs w:val="22"/>
+          <w:rtl/>
+        </w:rPr>
+        <w:t xml:space="preserve"> </w:t>
+      </w:r>
+    </w:p>
+    <w:tbl>
+      <w:tblPr>
+        <w:bidiVisual/>
+        <w:tblW w:type="dxa" w:w="9637"/>
+        <w:tblBorders>
+          <w:top w:val="single" w:color="auto" w:sz="4"/>
+          <w:left w:val="single" w:color="auto" w:sz="4"/>
+          <w:bottom w:val="single" w:color="auto" w:sz="4"/>
+          <w:right w:val="single" w:color="auto" w:sz="4"/>
+          <w:insideH w:val="single" w:color="auto" w:sz="4"/>
+          <w:insideV w:val="single" w:color="auto" w:sz="4"/>
+        </w:tblBorders>
+        <w:tblLayout w:type="fixed"/>
+      </w:tblPr>
+      <w:tblGrid>
+        <w:gridCol w:w="2891"/>
+        <w:gridCol w:w="4819"/>
+        <w:gridCol w:w="1927"/>
+      </w:tblGrid>
+      <w:tr>
+        <w:trPr>
+          <w:tblHeader/>
+        </w:trPr>
+        <w:tc>
+          <w:tcPr>
+            <w:tcW w:type="dxa" w:w="2891"/>
+            <w:shd w:fill="0B1628" w:color="auto" w:val="clear"/>
+            <w:tcMar>
+              <w:top w:type="dxa" w:w="80"/>
+              <w:left w:type="dxa" w:w="110"/>
+              <w:bottom w:type="dxa" w:w="80"/>
+              <w:right w:type="dxa" w:w="110"/>
+            </w:tcMar>
+          </w:tcPr>
+          <w:p>
+            <w:pPr>
+              <w:bidi/>
+              <w:spacing w:after="0" w:line="280"/>
+              <w:jc w:val="right"/>
+            </w:pPr>
+            <w:r>
+              <w:rPr>
+                <w:rFonts w:ascii="Arial" w:cs="Arial" w:eastAsia="Arial" w:hAnsi="Arial"/>
+                <w:b/>
+                <w:bCs/>
+                <w:color w:val="FFFFFF"/>
+                <w:sz w:val="19"/>
+                <w:szCs w:val="19"/>
+                <w:rtl/>
+              </w:rPr>
+              <w:t xml:space="preserve">المخرج المطلوب</w:t>
+            </w:r>
+          </w:p>
+        </w:tc>
+        <w:tc>
+          <w:tcPr>
+            <w:tcW w:type="dxa" w:w="4819"/>
+            <w:shd w:fill="0B1628" w:color="auto" w:val="clear"/>
+            <w:tcMar>
+              <w:top w:type="dxa" w:w="80"/>
+              <w:left w:type="dxa" w:w="110"/>
+              <w:bottom w:type="dxa" w:w="80"/>
+              <w:right w:type="dxa" w:w="110"/>
+            </w:tcMar>
+          </w:tcPr>
+          <w:p>
+            <w:pPr>
+              <w:bidi/>
+              <w:spacing w:after="0" w:line="280"/>
+              <w:jc w:val="right"/>
+            </w:pPr>
+            <w:r>
+              <w:rPr>
+                <w:rFonts w:ascii="Arial" w:cs="Arial" w:eastAsia="Arial" w:hAnsi="Arial"/>
+                <w:b/>
+                <w:bCs/>
+                <w:color w:val="FFFFFF"/>
+                <w:sz w:val="19"/>
+                <w:szCs w:val="19"/>
+                <w:rtl/>
+              </w:rPr>
+              <w:t xml:space="preserve">ما تم تسليمه</w:t>
+            </w:r>
+          </w:p>
+        </w:tc>
+        <w:tc>
+          <w:tcPr>
+            <w:tcW w:type="dxa" w:w="1927"/>
+            <w:shd w:fill="0B1628" w:color="auto" w:val="clear"/>
+            <w:tcMar>
+              <w:top w:type="dxa" w:w="80"/>
+              <w:left w:type="dxa" w:w="110"/>
+              <w:bottom w:type="dxa" w:w="80"/>
+              <w:right w:type="dxa" w:w="110"/>
+            </w:tcMar>
+          </w:tcPr>
+          <w:p>
+            <w:pPr>
+              <w:bidi/>
+              <w:spacing w:after="0" w:line="280"/>
+              <w:jc w:val="right"/>
+            </w:pPr>
+            <w:r>
+              <w:rPr>
+                <w:rFonts w:ascii="Arial" w:cs="Arial" w:eastAsia="Arial" w:hAnsi="Arial"/>
+                <w:b/>
+                <w:bCs/>
+                <w:color w:val="FFFFFF"/>
+                <w:sz w:val="19"/>
+                <w:szCs w:val="19"/>
+                <w:rtl/>
+              </w:rPr>
+              <w:t xml:space="preserve">الحالة</w:t>
+            </w:r>
+          </w:p>
+        </w:tc>
+      </w:tr>
+      <w:tr>
+        <w:trPr>
+          <w:cantSplit/>
+        </w:trPr>
+        <w:tc>
+          <w:tcPr>
+            <w:tcW w:type="dxa" w:w="2891"/>
+            <w:tcMar>
+              <w:top w:type="dxa" w:w="80"/>
+              <w:left w:type="dxa" w:w="110"/>
+              <w:bottom w:type="dxa" w:w="80"/>
+              <w:right w:type="dxa" w:w="110"/>
+            </w:tcMar>
+          </w:tcPr>
+          <w:p>
+            <w:pPr>
+              <w:bidi/>
+              <w:spacing w:after="0" w:line="280"/>
+              <w:jc w:val="right"/>
+            </w:pPr>
+            <w:r>
+              <w:rPr>
+                <w:rFonts w:ascii="Arial" w:cs="Arial" w:eastAsia="Arial" w:hAnsi="Arial"/>
+                <w:b w:val="false"/>
+                <w:bCs w:val="false"/>
+                <w:sz w:val="19"/>
+                <w:szCs w:val="19"/>
+                <w:rtl/>
+              </w:rPr>
+              <w:t xml:space="preserve">مخطط قاعدة بيانات مفصل</w:t>
+            </w:r>
+          </w:p>
+        </w:tc>
+        <w:tc>
+          <w:tcPr>
+            <w:tcW w:type="dxa" w:w="4819"/>
+            <w:tcMar>
+              <w:top w:type="dxa" w:w="80"/>
+              <w:left w:type="dxa" w:w="110"/>
+              <w:bottom w:type="dxa" w:w="80"/>
+              <w:right w:type="dxa" w:w="110"/>
+            </w:tcMar>
+          </w:tcPr>
+          <w:p>
+            <w:pPr>
+              <w:bidi/>
+              <w:spacing w:after="0" w:line="280"/>
+              <w:jc w:val="right"/>
+            </w:pPr>
+            <w:r>
+              <w:rPr>
+                <w:rFonts w:ascii="Arial" w:cs="Arial" w:eastAsia="Arial" w:hAnsi="Arial"/>
+                <w:b w:val="false"/>
+                <w:bCs w:val="false"/>
+                <w:sz w:val="19"/>
+                <w:szCs w:val="19"/>
+                <w:rtl/>
+              </w:rPr>
+              <w:t xml:space="preserve">قاعدة بيانات من 33 جدولًا تغطي السيارات والعملاء والمزادات والشحن والجمارك والتكاليف والربط الخارجي، مع مخطط العلاقات وشرح كل جدول</w:t>
+            </w:r>
+          </w:p>
+        </w:tc>
+        <w:tc>
+          <w:tcPr>
+            <w:tcW w:type="dxa" w:w="1927"/>
+            <w:tcMar>
+              <w:top w:type="dxa" w:w="80"/>
+              <w:left w:type="dxa" w:w="110"/>
+              <w:bottom w:type="dxa" w:w="80"/>
+              <w:right w:type="dxa" w:w="110"/>
+            </w:tcMar>
+          </w:tcPr>
+          <w:p>
+            <w:pPr>
+              <w:bidi/>
+              <w:spacing w:after="0" w:line="280"/>
+              <w:jc w:val="right"/>
+            </w:pPr>
+            <w:r>
+              <w:rPr>
+                <w:rFonts w:ascii="Arial" w:cs="Arial" w:eastAsia="Arial" w:hAnsi="Arial"/>
+                <w:b/>
+                <w:bCs/>
+                <w:color w:val="0F7D55"/>
+                <w:sz w:val="19"/>
+                <w:szCs w:val="19"/>
+                <w:rtl/>
+              </w:rPr>
+              <w:t xml:space="preserve">مكتمل</w:t>
+            </w:r>
+          </w:p>
+        </w:tc>
+      </w:tr>
+      <w:tr>
+        <w:trPr>
+          <w:cantSplit/>
+        </w:trPr>
+        <w:tc>
+          <w:tcPr>
+            <w:tcW w:type="dxa" w:w="2891"/>
+            <w:shd w:fill="FAFBFD" w:color="auto" w:val="clear"/>
+            <w:tcMar>
+              <w:top w:type="dxa" w:w="80"/>
+              <w:left w:type="dxa" w:w="110"/>
+              <w:bottom w:type="dxa" w:w="80"/>
+              <w:right w:type="dxa" w:w="110"/>
+            </w:tcMar>
+          </w:tcPr>
+          <w:p>
+            <w:pPr>
+              <w:bidi/>
+              <w:spacing w:after="0" w:line="280"/>
+              <w:jc w:val="right"/>
+            </w:pPr>
+            <w:r>
+              <w:rPr>
+                <w:rFonts w:ascii="Arial" w:cs="Arial" w:eastAsia="Arial" w:hAnsi="Arial"/>
+                <w:b w:val="false"/>
+                <w:bCs w:val="false"/>
+                <w:sz w:val="19"/>
+                <w:szCs w:val="19"/>
+                <w:rtl/>
+              </w:rPr>
+              <w:t xml:space="preserve">تصميمات واجهة المستخدم</w:t>
+            </w:r>
+          </w:p>
+        </w:tc>
+        <w:tc>
+          <w:tcPr>
+            <w:tcW w:type="dxa" w:w="4819"/>
+            <w:shd w:fill="FAFBFD" w:color="auto" w:val="clear"/>
+            <w:tcMar>
+              <w:top w:type="dxa" w:w="80"/>
+              <w:left w:type="dxa" w:w="110"/>
+              <w:bottom w:type="dxa" w:w="80"/>
+              <w:right w:type="dxa" w:w="110"/>
+            </w:tcMar>
+          </w:tcPr>
+          <w:p>
+            <w:pPr>
+              <w:bidi/>
+              <w:spacing w:after="0" w:line="280"/>
+              <w:jc w:val="right"/>
+            </w:pPr>
+            <w:r>
+              <w:rPr>
+                <w:rFonts w:ascii="Arial" w:cs="Arial" w:eastAsia="Arial" w:hAnsi="Arial"/>
+                <w:b w:val="false"/>
+                <w:bCs w:val="false"/>
+                <w:sz w:val="19"/>
+                <w:szCs w:val="19"/>
+                <w:rtl/>
+              </w:rPr>
+              <w:t xml:space="preserve">19 شاشة عالية الدقة منفذة فعليًا: عرض السيارات والصور والمقارنة والمزايدة وتتبع الشحن والجمارك، على الحاسوب والجوال</w:t>
+            </w:r>
+          </w:p>
+        </w:tc>
+        <w:tc>
+          <w:tcPr>
+            <w:tcW w:type="dxa" w:w="1927"/>
+            <w:shd w:fill="FAFBFD" w:color="auto" w:val="clear"/>
+            <w:tcMar>
+              <w:top w:type="dxa" w:w="80"/>
+              <w:left w:type="dxa" w:w="110"/>
+              <w:bottom w:type="dxa" w:w="80"/>
+              <w:right w:type="dxa" w:w="110"/>
+            </w:tcMar>
+          </w:tcPr>
+          <w:p>
+            <w:pPr>
+              <w:bidi/>
+              <w:spacing w:after="0" w:line="280"/>
+              <w:jc w:val="right"/>
+            </w:pPr>
+            <w:r>
+              <w:rPr>
+                <w:rFonts w:ascii="Arial" w:cs="Arial" w:eastAsia="Arial" w:hAnsi="Arial"/>
+                <w:b/>
+                <w:bCs/>
+                <w:color w:val="0F7D55"/>
+                <w:sz w:val="19"/>
+                <w:szCs w:val="19"/>
+                <w:rtl/>
+              </w:rPr>
+              <w:t xml:space="preserve">مكتمل *</w:t>
+            </w:r>
+          </w:p>
+        </w:tc>
+      </w:tr>
+      <w:tr>
+        <w:trPr>
+          <w:cantSplit/>
+        </w:trPr>
+        <w:tc>
+          <w:tcPr>
+            <w:tcW w:type="dxa" w:w="2891"/>
+            <w:tcMar>
+              <w:top w:type="dxa" w:w="80"/>
+              <w:left w:type="dxa" w:w="110"/>
+              <w:bottom w:type="dxa" w:w="80"/>
+              <w:right w:type="dxa" w:w="110"/>
+            </w:tcMar>
+          </w:tcPr>
+          <w:p>
+            <w:pPr>
+              <w:bidi/>
+              <w:spacing w:after="0" w:line="280"/>
+              <w:jc w:val="right"/>
+            </w:pPr>
+            <w:r>
+              <w:rPr>
+                <w:rFonts w:ascii="Arial" w:cs="Arial" w:eastAsia="Arial" w:hAnsi="Arial"/>
+                <w:b w:val="false"/>
+                <w:bCs w:val="false"/>
+                <w:sz w:val="19"/>
+                <w:szCs w:val="19"/>
+                <w:rtl/>
+              </w:rPr>
+              <w:t xml:space="preserve">مستند الربط مع Copart و IAAI</w:t>
+            </w:r>
+          </w:p>
+        </w:tc>
+        <w:tc>
+          <w:tcPr>
+            <w:tcW w:type="dxa" w:w="4819"/>
+            <w:tcMar>
+              <w:top w:type="dxa" w:w="80"/>
+              <w:left w:type="dxa" w:w="110"/>
+              <w:bottom w:type="dxa" w:w="80"/>
+              <w:right w:type="dxa" w:w="110"/>
+            </w:tcMar>
+          </w:tcPr>
+          <w:p>
+            <w:pPr>
+              <w:bidi/>
+              <w:spacing w:after="0" w:line="280"/>
+              <w:jc w:val="right"/>
+            </w:pPr>
+            <w:r>
+              <w:rPr>
+                <w:rFonts w:ascii="Arial" w:cs="Arial" w:eastAsia="Arial" w:hAnsi="Arial"/>
+                <w:b w:val="false"/>
+                <w:bCs w:val="false"/>
+                <w:sz w:val="19"/>
+                <w:szCs w:val="19"/>
+                <w:rtl/>
+              </w:rPr>
+              <w:t xml:space="preserve">وثيقة كاملة لآلية جلب البيانات وتحديثها ومعالجة الأخطاء، مع تنفيذ فعلي للربط واختباره</w:t>
+            </w:r>
+          </w:p>
+        </w:tc>
+        <w:tc>
+          <w:tcPr>
+            <w:tcW w:type="dxa" w:w="1927"/>
+            <w:tcMar>
+              <w:top w:type="dxa" w:w="80"/>
+              <w:left w:type="dxa" w:w="110"/>
+              <w:bottom w:type="dxa" w:w="80"/>
+              <w:right w:type="dxa" w:w="110"/>
+            </w:tcMar>
+          </w:tcPr>
+          <w:p>
+            <w:pPr>
+              <w:bidi/>
+              <w:spacing w:after="0" w:line="280"/>
+              <w:jc w:val="right"/>
+            </w:pPr>
+            <w:r>
+              <w:rPr>
+                <w:rFonts w:ascii="Arial" w:cs="Arial" w:eastAsia="Arial" w:hAnsi="Arial"/>
+                <w:b/>
+                <w:bCs/>
+                <w:color w:val="0F7D55"/>
+                <w:sz w:val="19"/>
+                <w:szCs w:val="19"/>
+                <w:rtl/>
+              </w:rPr>
+              <w:t xml:space="preserve">مكتمل *</w:t>
+            </w:r>
+          </w:p>
+        </w:tc>
+      </w:tr>
+      <w:tr>
+        <w:trPr>
+          <w:cantSplit/>
+        </w:trPr>
+        <w:tc>
+          <w:tcPr>
+            <w:tcW w:type="dxa" w:w="2891"/>
+            <w:shd w:fill="FAFBFD" w:color="auto" w:val="clear"/>
+            <w:tcMar>
+              <w:top w:type="dxa" w:w="80"/>
+              <w:left w:type="dxa" w:w="110"/>
+              <w:bottom w:type="dxa" w:w="80"/>
+              <w:right w:type="dxa" w:w="110"/>
+            </w:tcMar>
+          </w:tcPr>
+          <w:p>
+            <w:pPr>
+              <w:bidi/>
+              <w:spacing w:after="0" w:line="280"/>
+              <w:jc w:val="right"/>
+            </w:pPr>
+            <w:r>
+              <w:rPr>
+                <w:rFonts w:ascii="Arial" w:cs="Arial" w:eastAsia="Arial" w:hAnsi="Arial"/>
+                <w:b w:val="false"/>
+                <w:bCs w:val="false"/>
+                <w:sz w:val="19"/>
+                <w:szCs w:val="19"/>
+                <w:rtl/>
+              </w:rPr>
+              <w:t xml:space="preserve">نموذج برمجي أولي</w:t>
+            </w:r>
+          </w:p>
+        </w:tc>
+        <w:tc>
+          <w:tcPr>
+            <w:tcW w:type="dxa" w:w="4819"/>
+            <w:shd w:fill="FAFBFD" w:color="auto" w:val="clear"/>
+            <w:tcMar>
+              <w:top w:type="dxa" w:w="80"/>
+              <w:left w:type="dxa" w:w="110"/>
+              <w:bottom w:type="dxa" w:w="80"/>
+              <w:right w:type="dxa" w:w="110"/>
+            </w:tcMar>
+          </w:tcPr>
+          <w:p>
+            <w:pPr>
+              <w:bidi/>
+              <w:spacing w:after="0" w:line="280"/>
+              <w:jc w:val="right"/>
+            </w:pPr>
+            <w:r>
+              <w:rPr>
+                <w:rFonts w:ascii="Arial" w:cs="Arial" w:eastAsia="Arial" w:hAnsi="Arial"/>
+                <w:b w:val="false"/>
+                <w:bCs w:val="false"/>
+                <w:sz w:val="19"/>
+                <w:szCs w:val="19"/>
+                <w:rtl/>
+              </w:rPr>
+              <w:t xml:space="preserve">منظومة تعمل فعليًا: الصور والتكبير، بيانات السيارات، المزايدة الحية، التتبع، التكاليف</w:t>
+            </w:r>
+          </w:p>
+        </w:tc>
+        <w:tc>
+          <w:tcPr>
+            <w:tcW w:type="dxa" w:w="1927"/>
+            <w:shd w:fill="FAFBFD" w:color="auto" w:val="clear"/>
+            <w:tcMar>
+              <w:top w:type="dxa" w:w="80"/>
+              <w:left w:type="dxa" w:w="110"/>
+              <w:bottom w:type="dxa" w:w="80"/>
+              <w:right w:type="dxa" w:w="110"/>
+            </w:tcMar>
+          </w:tcPr>
+          <w:p>
+            <w:pPr>
+              <w:bidi/>
+              <w:spacing w:after="0" w:line="280"/>
+              <w:jc w:val="right"/>
+            </w:pPr>
+            <w:r>
+              <w:rPr>
+                <w:rFonts w:ascii="Arial" w:cs="Arial" w:eastAsia="Arial" w:hAnsi="Arial"/>
+                <w:b/>
+                <w:bCs/>
+                <w:color w:val="0F7D55"/>
+                <w:sz w:val="19"/>
+                <w:szCs w:val="19"/>
+                <w:rtl/>
+              </w:rPr>
+              <w:t xml:space="preserve">مكتمل</w:t>
+            </w:r>
+          </w:p>
+        </w:tc>
+      </w:tr>
+      <w:tr>
+        <w:trPr>
+          <w:cantSplit/>
+        </w:trPr>
+        <w:tc>
+          <w:tcPr>
+            <w:tcW w:type="dxa" w:w="2891"/>
+            <w:tcMar>
+              <w:top w:type="dxa" w:w="80"/>
+              <w:left w:type="dxa" w:w="110"/>
+              <w:bottom w:type="dxa" w:w="80"/>
+              <w:right w:type="dxa" w:w="110"/>
+            </w:tcMar>
+          </w:tcPr>
+          <w:p>
+            <w:pPr>
+              <w:bidi/>
+              <w:spacing w:after="0" w:line="280"/>
+              <w:jc w:val="right"/>
+            </w:pPr>
+            <w:r>
+              <w:rPr>
+                <w:rFonts w:ascii="Arial" w:cs="Arial" w:eastAsia="Arial" w:hAnsi="Arial"/>
+                <w:b w:val="false"/>
+                <w:bCs w:val="false"/>
+                <w:sz w:val="19"/>
+                <w:szCs w:val="19"/>
+                <w:rtl/>
+              </w:rPr>
+              <w:t xml:space="preserve">تقرير التكاليف لكل سيارة</w:t>
+            </w:r>
+          </w:p>
+        </w:tc>
+        <w:tc>
+          <w:tcPr>
+            <w:tcW w:type="dxa" w:w="4819"/>
+            <w:tcMar>
+              <w:top w:type="dxa" w:w="80"/>
+              <w:left w:type="dxa" w:w="110"/>
+              <w:bottom w:type="dxa" w:w="80"/>
+              <w:right w:type="dxa" w:w="110"/>
+            </w:tcMar>
+          </w:tcPr>
+          <w:p>
+            <w:pPr>
+              <w:bidi/>
+              <w:spacing w:after="0" w:line="280"/>
+              <w:jc w:val="right"/>
+            </w:pPr>
+            <w:r>
+              <w:rPr>
+                <w:rFonts w:ascii="Arial" w:cs="Arial" w:eastAsia="Arial" w:hAnsi="Arial"/>
+                <w:b w:val="false"/>
+                <w:bCs w:val="false"/>
+                <w:sz w:val="19"/>
+                <w:szCs w:val="19"/>
+                <w:rtl/>
+              </w:rPr>
+              <w:t xml:space="preserve">تقرير تفصيلي بالشحن والتخليص والنقل وكل المصاريف، مع تصدير Excel و PDF و CSV</w:t>
+            </w:r>
+          </w:p>
+        </w:tc>
+        <w:tc>
+          <w:tcPr>
+            <w:tcW w:type="dxa" w:w="1927"/>
+            <w:tcMar>
+              <w:top w:type="dxa" w:w="80"/>
+              <w:left w:type="dxa" w:w="110"/>
+              <w:bottom w:type="dxa" w:w="80"/>
+              <w:right w:type="dxa" w:w="110"/>
+            </w:tcMar>
+          </w:tcPr>
+          <w:p>
+            <w:pPr>
+              <w:bidi/>
+              <w:spacing w:after="0" w:line="280"/>
+              <w:jc w:val="right"/>
+            </w:pPr>
+            <w:r>
+              <w:rPr>
+                <w:rFonts w:ascii="Arial" w:cs="Arial" w:eastAsia="Arial" w:hAnsi="Arial"/>
+                <w:b/>
+                <w:bCs/>
+                <w:color w:val="0F7D55"/>
+                <w:sz w:val="19"/>
+                <w:szCs w:val="19"/>
+                <w:rtl/>
+              </w:rPr>
+              <w:t xml:space="preserve">مكتمل</w:t>
+            </w:r>
+          </w:p>
+        </w:tc>
+      </w:tr>
+      <w:tr>
+        <w:trPr>
+          <w:cantSplit/>
+        </w:trPr>
+        <w:tc>
+          <w:tcPr>
+            <w:tcW w:type="dxa" w:w="2891"/>
+            <w:shd w:fill="FAFBFD" w:color="auto" w:val="clear"/>
+            <w:tcMar>
+              <w:top w:type="dxa" w:w="80"/>
+              <w:left w:type="dxa" w:w="110"/>
+              <w:bottom w:type="dxa" w:w="80"/>
+              <w:right w:type="dxa" w:w="110"/>
+            </w:tcMar>
+          </w:tcPr>
+          <w:p>
+            <w:pPr>
+              <w:bidi/>
+              <w:spacing w:after="0" w:line="280"/>
+              <w:jc w:val="right"/>
+            </w:pPr>
+            <w:r>
+              <w:rPr>
+                <w:rFonts w:ascii="Arial" w:cs="Arial" w:eastAsia="Arial" w:hAnsi="Arial"/>
+                <w:b w:val="false"/>
+                <w:bCs w:val="false"/>
+                <w:sz w:val="19"/>
+                <w:szCs w:val="19"/>
+                <w:rtl/>
+              </w:rPr>
+              <w:t xml:space="preserve">الوثائق التقنية والتشغيلية</w:t>
+            </w:r>
+          </w:p>
+        </w:tc>
+        <w:tc>
+          <w:tcPr>
+            <w:tcW w:type="dxa" w:w="4819"/>
+            <w:shd w:fill="FAFBFD" w:color="auto" w:val="clear"/>
+            <w:tcMar>
+              <w:top w:type="dxa" w:w="80"/>
+              <w:left w:type="dxa" w:w="110"/>
+              <w:bottom w:type="dxa" w:w="80"/>
+              <w:right w:type="dxa" w:w="110"/>
+            </w:tcMar>
+          </w:tcPr>
+          <w:p>
+            <w:pPr>
+              <w:bidi/>
+              <w:spacing w:after="0" w:line="280"/>
+              <w:jc w:val="right"/>
+            </w:pPr>
+            <w:r>
+              <w:rPr>
+                <w:rFonts w:ascii="Arial" w:cs="Arial" w:eastAsia="Arial" w:hAnsi="Arial"/>
+                <w:b w:val="false"/>
+                <w:bCs w:val="false"/>
+                <w:sz w:val="19"/>
+                <w:szCs w:val="19"/>
+                <w:rtl/>
+              </w:rPr>
+              <w:t xml:space="preserve">دليل المستخدم، دليل الصيانة، سياسات الأمان، تحليل المتطلبات، خطة النشر والتدريب</w:t>
+            </w:r>
+          </w:p>
+        </w:tc>
+        <w:tc>
+          <w:tcPr>
+            <w:tcW w:type="dxa" w:w="1927"/>
+            <w:shd w:fill="FAFBFD" w:color="auto" w:val="clear"/>
+            <w:tcMar>
+              <w:top w:type="dxa" w:w="80"/>
+              <w:left w:type="dxa" w:w="110"/>
+              <w:bottom w:type="dxa" w:w="80"/>
+              <w:right w:type="dxa" w:w="110"/>
+            </w:tcMar>
+          </w:tcPr>
+          <w:p>
+            <w:pPr>
+              <w:bidi/>
+              <w:spacing w:after="0" w:line="280"/>
+              <w:jc w:val="right"/>
+            </w:pPr>
+            <w:r>
+              <w:rPr>
+                <w:rFonts w:ascii="Arial" w:cs="Arial" w:eastAsia="Arial" w:hAnsi="Arial"/>
+                <w:b/>
+                <w:bCs/>
+                <w:color w:val="0F7D55"/>
+                <w:sz w:val="19"/>
+                <w:szCs w:val="19"/>
+                <w:rtl/>
+              </w:rPr>
+              <w:t xml:space="preserve">مكتمل</w:t>
+            </w:r>
+          </w:p>
+        </w:tc>
+      </w:tr>
+      <w:tr>
+        <w:trPr>
+          <w:cantSplit/>
+        </w:trPr>
+        <w:tc>
+          <w:tcPr>
+            <w:tcW w:type="dxa" w:w="2891"/>
+            <w:tcMar>
+              <w:top w:type="dxa" w:w="80"/>
+              <w:left w:type="dxa" w:w="110"/>
+              <w:bottom w:type="dxa" w:w="80"/>
+              <w:right w:type="dxa" w:w="110"/>
+            </w:tcMar>
+          </w:tcPr>
+          <w:p>
+            <w:pPr>
+              <w:bidi/>
+              <w:spacing w:after="0" w:line="280"/>
+              <w:jc w:val="right"/>
+            </w:pPr>
+            <w:r>
+              <w:rPr>
+                <w:rFonts w:ascii="Arial" w:cs="Arial" w:eastAsia="Arial" w:hAnsi="Arial"/>
+                <w:b w:val="false"/>
+                <w:bCs w:val="false"/>
+                <w:sz w:val="19"/>
+                <w:szCs w:val="19"/>
+                <w:rtl/>
+              </w:rPr>
+              <w:t xml:space="preserve">خطة اختبار شاملة مع النتائج</w:t>
+            </w:r>
+          </w:p>
+        </w:tc>
+        <w:tc>
+          <w:tcPr>
+            <w:tcW w:type="dxa" w:w="4819"/>
+            <w:tcMar>
+              <w:top w:type="dxa" w:w="80"/>
+              <w:left w:type="dxa" w:w="110"/>
+              <w:bottom w:type="dxa" w:w="80"/>
+              <w:right w:type="dxa" w:w="110"/>
+            </w:tcMar>
+          </w:tcPr>
+          <w:p>
+            <w:pPr>
+              <w:bidi/>
+              <w:spacing w:after="0" w:line="280"/>
+              <w:jc w:val="right"/>
+            </w:pPr>
+            <w:r>
+              <w:rPr>
+                <w:rFonts w:ascii="Arial" w:cs="Arial" w:eastAsia="Arial" w:hAnsi="Arial"/>
+                <w:b w:val="false"/>
+                <w:bCs w:val="false"/>
+                <w:sz w:val="19"/>
+                <w:szCs w:val="19"/>
+                <w:rtl/>
+              </w:rPr>
+              <w:t xml:space="preserve">اختبارات وظيفية وأمنية وأداء، مع نتائج مقيسة لكل مرحلة</w:t>
+            </w:r>
+          </w:p>
+        </w:tc>
+        <w:tc>
+          <w:tcPr>
+            <w:tcW w:type="dxa" w:w="1927"/>
+            <w:tcMar>
+              <w:top w:type="dxa" w:w="80"/>
+              <w:left w:type="dxa" w:w="110"/>
+              <w:bottom w:type="dxa" w:w="80"/>
+              <w:right w:type="dxa" w:w="110"/>
+            </w:tcMar>
+          </w:tcPr>
+          <w:p>
+            <w:pPr>
+              <w:bidi/>
+              <w:spacing w:after="0" w:line="280"/>
+              <w:jc w:val="right"/>
+            </w:pPr>
+            <w:r>
+              <w:rPr>
+                <w:rFonts w:ascii="Arial" w:cs="Arial" w:eastAsia="Arial" w:hAnsi="Arial"/>
+                <w:b/>
+                <w:bCs/>
+                <w:color w:val="0F7D55"/>
+                <w:sz w:val="19"/>
+                <w:szCs w:val="19"/>
+                <w:rtl/>
+              </w:rPr>
+              <w:t xml:space="preserve">مكتمل</w:t>
+            </w:r>
+          </w:p>
+        </w:tc>
+      </w:tr>
+    </w:tbl>
+    <w:p>
+      <w:pPr>
+        <w:bidi/>
+        <w:spacing w:after="80" w:line="320"/>
+        <w:jc w:val="right"/>
+      </w:pPr>
+      <w:r>
+        <w:rPr>
+          <w:rFonts w:ascii="Arial" w:cs="Arial" w:eastAsia="Arial" w:hAnsi="Arial"/>
+          <w:sz w:val="22"/>
+          <w:szCs w:val="22"/>
+          <w:rtl/>
+        </w:rPr>
+        <w:t xml:space="preserve"> </w:t>
+      </w:r>
+    </w:p>
+    <w:p>
+      <w:pPr>
+        <w:pBdr>
+          <w:right w:val="single" w:color="A8874A" w:sz="18" w:space="6"/>
+        </w:pBdr>
+        <w:shd w:fill="F4F6F9" w:color="auto" w:val="clear"/>
+        <w:bidi/>
+        <w:spacing w:after="120" w:line="320"/>
+        <w:jc w:val="right"/>
+      </w:pPr>
+      <w:r>
+        <w:rPr>
+          <w:rFonts w:ascii="Arial" w:cs="Arial" w:eastAsia="Arial" w:hAnsi="Arial"/>
+          <w:color w:val="4B5A6D"/>
+          <w:sz w:val="18"/>
+          <w:szCs w:val="18"/>
+          <w:rtl/>
+        </w:rPr>
+        <w:t xml:space="preserve">* مكتمل مع ملاحظة موضحة في قسم "نقاط تحتاج قراركم".</w:t>
+      </w:r>
+    </w:p>
+    <w:p>
+      <w:pPr>
+        <w:pStyle w:val="Heading1"/>
+        <w:keepNext/>
+        <w:pBdr>
+          <w:bottom w:val="single" w:color="DFE4EB" w:sz="8" w:space="4"/>
+        </w:pBdr>
+        <w:bidi/>
+        <w:spacing w:after="160" w:before="360"/>
+        <w:jc w:val="right"/>
+      </w:pPr>
+      <w:r>
+        <w:rPr>
+          <w:rFonts w:ascii="Arial" w:cs="Arial" w:eastAsia="Arial" w:hAnsi="Arial"/>
+          <w:b/>
+          <w:bCs/>
+          <w:color w:val="A8874A"/>
+          <w:sz w:val="26"/>
+          <w:szCs w:val="26"/>
+          <w:rtl/>
+        </w:rPr>
+        <w:t xml:space="preserve">03  </w:t>
+      </w:r>
+      <w:r>
+        <w:rPr>
+          <w:rFonts w:ascii="Arial" w:cs="Arial" w:eastAsia="Arial" w:hAnsi="Arial"/>
+          <w:b/>
+          <w:bCs/>
+          <w:color w:val="0B1628"/>
+          <w:sz w:val="34"/>
+          <w:szCs w:val="34"/>
+          <w:rtl/>
+        </w:rPr>
+        <w:t xml:space="preserve">مراحل العمل المنفذة</w:t>
+      </w:r>
+    </w:p>
+    <w:p>
+      <w:pPr>
+        <w:bidi/>
+        <w:spacing w:after="120" w:line="320"/>
+        <w:jc w:val="right"/>
+      </w:pPr>
+      <w:r>
+        <w:rPr>
+          <w:rFonts w:ascii="Arial" w:cs="Arial" w:eastAsia="Arial" w:hAnsi="Arial"/>
+          <w:sz w:val="22"/>
+          <w:szCs w:val="22"/>
+          <w:rtl/>
+        </w:rPr>
+        <w:t xml:space="preserve">اتبعنا المنهجية المتفق عليها خطوة بخطوة:</w:t>
+      </w:r>
+    </w:p>
+    <w:p>
+      <w:pPr>
+        <w:pStyle w:val="ListParagraph"/>
+        <w:numPr>
+          <w:ilvl w:val="0"/>
+          <w:numId w:val="2"/>
+        </w:numPr>
+        <w:bidi/>
+        <w:spacing w:after="100" w:line="300"/>
+        <w:jc w:val="right"/>
+      </w:pPr>
+      <w:r>
+        <w:rPr>
+          <w:rFonts w:ascii="Arial" w:cs="Arial" w:eastAsia="Arial" w:hAnsi="Arial"/>
+          <w:b/>
+          <w:bCs/>
+          <w:color w:val="0B1628"/>
+          <w:sz w:val="22"/>
+          <w:szCs w:val="22"/>
+          <w:rtl/>
+        </w:rPr>
+        <w:t xml:space="preserve">تحليل المتطلبات: </w:t>
+      </w:r>
+      <w:r>
+        <w:rPr>
+          <w:rFonts w:ascii="Arial" w:cs="Arial" w:eastAsia="Arial" w:hAnsi="Arial"/>
+          <w:color w:val="4B5A6D"/>
+          <w:sz w:val="22"/>
+          <w:szCs w:val="22"/>
+          <w:rtl/>
+        </w:rPr>
+        <w:t xml:space="preserve">حددنا كل الكيانات (السيارات، العملاء، المزادات، الشحن، الجمارك، النقل، التكاليف)، وستة أدوار للمستخدمين، و16 حالة لدورة حياة السيارة مع القواعد التي تحكم الانتقال بينها.</w:t>
+      </w:r>
+    </w:p>
+    <w:p>
+      <w:pPr>
+        <w:pStyle w:val="ListParagraph"/>
+        <w:numPr>
+          <w:ilvl w:val="0"/>
+          <w:numId w:val="2"/>
+        </w:numPr>
+        <w:bidi/>
+        <w:spacing w:after="100" w:line="300"/>
+        <w:jc w:val="right"/>
+      </w:pPr>
+      <w:r>
+        <w:rPr>
+          <w:rFonts w:ascii="Arial" w:cs="Arial" w:eastAsia="Arial" w:hAnsi="Arial"/>
+          <w:b/>
+          <w:bCs/>
+          <w:color w:val="0B1628"/>
+          <w:sz w:val="22"/>
+          <w:szCs w:val="22"/>
+          <w:rtl/>
+        </w:rPr>
+        <w:t xml:space="preserve">تصميم قاعدة البيانات: </w:t>
+      </w:r>
+      <w:r>
+        <w:rPr>
+          <w:rFonts w:ascii="Arial" w:cs="Arial" w:eastAsia="Arial" w:hAnsi="Arial"/>
+          <w:color w:val="4B5A6D"/>
+          <w:sz w:val="22"/>
+          <w:szCs w:val="22"/>
+          <w:rtl/>
+        </w:rPr>
+        <w:t xml:space="preserve">بنينا قاعدة PostgreSQL تحفظ المبالغ المالية بدقة كاملة دون أخطاء تقريب، وتمنع بنفسها أي خطأ منطقي، مثل تسجيل سيارة "في الجمارك" قبل وصولها الميناء، أو تجاوز سعة الحاوية.</w:t>
+      </w:r>
+    </w:p>
+    <w:p>
+      <w:pPr>
+        <w:pStyle w:val="ListParagraph"/>
+        <w:numPr>
+          <w:ilvl w:val="0"/>
+          <w:numId w:val="2"/>
+        </w:numPr>
+        <w:bidi/>
+        <w:spacing w:after="100" w:line="300"/>
+        <w:jc w:val="right"/>
+      </w:pPr>
+      <w:r>
+        <w:rPr>
+          <w:rFonts w:ascii="Arial" w:cs="Arial" w:eastAsia="Arial" w:hAnsi="Arial"/>
+          <w:b/>
+          <w:bCs/>
+          <w:color w:val="0B1628"/>
+          <w:sz w:val="22"/>
+          <w:szCs w:val="22"/>
+          <w:rtl/>
+        </w:rPr>
+        <w:t xml:space="preserve">تصميم الواجهات: </w:t>
+      </w:r>
+      <w:r>
+        <w:rPr>
+          <w:rFonts w:ascii="Arial" w:cs="Arial" w:eastAsia="Arial" w:hAnsi="Arial"/>
+          <w:color w:val="4B5A6D"/>
+          <w:sz w:val="22"/>
+          <w:szCs w:val="22"/>
+          <w:rtl/>
+        </w:rPr>
+        <w:t xml:space="preserve">صممنا واجهة عربية كاملة من اليمين لليسار، تعمل على الحاسوب والجوال، وفيها وضع ليلي، مع عرض الصور بجودة عالية وتكبيرها ومقارنة السيارات.</w:t>
+      </w:r>
+    </w:p>
+    <w:p>
+      <w:pPr>
+        <w:pStyle w:val="ListParagraph"/>
+        <w:numPr>
+          <w:ilvl w:val="0"/>
+          <w:numId w:val="2"/>
+        </w:numPr>
+        <w:bidi/>
+        <w:spacing w:after="100" w:line="300"/>
+        <w:jc w:val="right"/>
+      </w:pPr>
+      <w:r>
+        <w:rPr>
+          <w:rFonts w:ascii="Arial" w:cs="Arial" w:eastAsia="Arial" w:hAnsi="Arial"/>
+          <w:b/>
+          <w:bCs/>
+          <w:color w:val="0B1628"/>
+          <w:sz w:val="22"/>
+          <w:szCs w:val="22"/>
+          <w:rtl/>
+        </w:rPr>
+        <w:t xml:space="preserve">تطوير النظام: </w:t>
+      </w:r>
+      <w:r>
+        <w:rPr>
+          <w:rFonts w:ascii="Arial" w:cs="Arial" w:eastAsia="Arial" w:hAnsi="Arial"/>
+          <w:color w:val="4B5A6D"/>
+          <w:sz w:val="22"/>
+          <w:szCs w:val="22"/>
+          <w:rtl/>
+        </w:rPr>
+        <w:t xml:space="preserve">طورنا الخادم والواجهات، ونفذنا الربط مع Copart و IAAI وتتبع الحاويات، والمزايدة الحية التي تصل لكل المتابعين لحظيًا.</w:t>
+      </w:r>
+    </w:p>
+    <w:p>
+      <w:pPr>
+        <w:pStyle w:val="ListParagraph"/>
+        <w:numPr>
+          <w:ilvl w:val="0"/>
+          <w:numId w:val="2"/>
+        </w:numPr>
+        <w:bidi/>
+        <w:spacing w:after="100" w:line="300"/>
+        <w:jc w:val="right"/>
+      </w:pPr>
+      <w:r>
+        <w:rPr>
+          <w:rFonts w:ascii="Arial" w:cs="Arial" w:eastAsia="Arial" w:hAnsi="Arial"/>
+          <w:b/>
+          <w:bCs/>
+          <w:color w:val="0B1628"/>
+          <w:sz w:val="22"/>
+          <w:szCs w:val="22"/>
+          <w:rtl/>
+        </w:rPr>
+        <w:t xml:space="preserve">إدارة التكاليف: </w:t>
+      </w:r>
+      <w:r>
+        <w:rPr>
+          <w:rFonts w:ascii="Arial" w:cs="Arial" w:eastAsia="Arial" w:hAnsi="Arial"/>
+          <w:color w:val="4B5A6D"/>
+          <w:sz w:val="22"/>
+          <w:szCs w:val="22"/>
+          <w:rtl/>
+        </w:rPr>
+        <w:t xml:space="preserve">وحدة لتسجيل كل تكلفة بعملتها وسعر صرف يومها، وتوزيع أجرة الحاوية على سياراتها آليًا، وتقرير التكلفة الواصلة والربح لكل سيارة.</w:t>
+      </w:r>
+    </w:p>
+    <w:p>
+      <w:pPr>
+        <w:pStyle w:val="ListParagraph"/>
+        <w:numPr>
+          <w:ilvl w:val="0"/>
+          <w:numId w:val="2"/>
+        </w:numPr>
+        <w:bidi/>
+        <w:spacing w:after="100" w:line="300"/>
+        <w:jc w:val="right"/>
+      </w:pPr>
+      <w:r>
+        <w:rPr>
+          <w:rFonts w:ascii="Arial" w:cs="Arial" w:eastAsia="Arial" w:hAnsi="Arial"/>
+          <w:b/>
+          <w:bCs/>
+          <w:color w:val="0B1628"/>
+          <w:sz w:val="22"/>
+          <w:szCs w:val="22"/>
+          <w:rtl/>
+        </w:rPr>
+        <w:t xml:space="preserve">الاختبار والتوثيق: </w:t>
+      </w:r>
+      <w:r>
+        <w:rPr>
+          <w:rFonts w:ascii="Arial" w:cs="Arial" w:eastAsia="Arial" w:hAnsi="Arial"/>
+          <w:color w:val="4B5A6D"/>
+          <w:sz w:val="22"/>
+          <w:szCs w:val="22"/>
+          <w:rtl/>
+        </w:rPr>
+        <w:t xml:space="preserve">كتبنا 88 اختبارًا آليًا، واختبرنا الأداء بـ 20 ألف سيارة، وأعددنا 10 وثائق تشرح المنظومة لأي عضو جديد في الفريق.</w:t>
+      </w:r>
+    </w:p>
+    <w:p>
+      <w:pPr>
+        <w:pStyle w:val="ListParagraph"/>
+        <w:numPr>
+          <w:ilvl w:val="0"/>
+          <w:numId w:val="2"/>
+        </w:numPr>
+        <w:bidi/>
+        <w:spacing w:after="100" w:line="300"/>
+        <w:jc w:val="right"/>
+      </w:pPr>
+      <w:r>
+        <w:rPr>
+          <w:rFonts w:ascii="Arial" w:cs="Arial" w:eastAsia="Arial" w:hAnsi="Arial"/>
+          <w:b/>
+          <w:bCs/>
+          <w:color w:val="0B1628"/>
+          <w:sz w:val="22"/>
+          <w:szCs w:val="22"/>
+          <w:rtl/>
+        </w:rPr>
+        <w:t xml:space="preserve">التجهيز للنشر والتدريب: </w:t>
+      </w:r>
+      <w:r>
+        <w:rPr>
+          <w:rFonts w:ascii="Arial" w:cs="Arial" w:eastAsia="Arial" w:hAnsi="Arial"/>
+          <w:color w:val="4B5A6D"/>
+          <w:sz w:val="22"/>
+          <w:szCs w:val="22"/>
+          <w:rtl/>
+        </w:rPr>
+        <w:t xml:space="preserve">جهزنا ملفات التشغيل على الخادم، وخطة إطلاق تدريجية على 7 أسابيع، وخطة تدريب لكل قسم.</w:t>
+      </w:r>
+    </w:p>
+    <w:p>
+      <w:pPr>
+        <w:pStyle w:val="Heading1"/>
+        <w:keepNext/>
+        <w:pageBreakBefore/>
+        <w:pBdr>
+          <w:bottom w:val="single" w:color="DFE4EB" w:sz="8" w:space="4"/>
+        </w:pBdr>
+        <w:bidi/>
+        <w:spacing w:after="160" w:before="0"/>
+        <w:jc w:val="right"/>
+      </w:pPr>
+      <w:r>
+        <w:rPr>
+          <w:rFonts w:ascii="Arial" w:cs="Arial" w:eastAsia="Arial" w:hAnsi="Arial"/>
+          <w:b/>
+          <w:bCs/>
+          <w:color w:val="A8874A"/>
+          <w:sz w:val="26"/>
+          <w:szCs w:val="26"/>
+          <w:rtl/>
+        </w:rPr>
+        <w:t xml:space="preserve">04  </w:t>
+      </w:r>
+      <w:r>
+        <w:rPr>
+          <w:rFonts w:ascii="Arial" w:cs="Arial" w:eastAsia="Arial" w:hAnsi="Arial"/>
+          <w:b/>
+          <w:bCs/>
+          <w:color w:val="0B1628"/>
+          <w:sz w:val="34"/>
+          <w:szCs w:val="34"/>
+          <w:rtl/>
+        </w:rPr>
+        <w:t xml:space="preserve">تفاصيل ما تم تسليمه</w:t>
+      </w:r>
+    </w:p>
+    <w:p>
+      <w:pPr>
+        <w:pStyle w:val="Heading2"/>
+        <w:keepNext/>
+        <w:bidi/>
+        <w:spacing w:after="100" w:before="280"/>
+        <w:jc w:val="right"/>
+      </w:pPr>
+      <w:r>
+        <w:rPr>
+          <w:rFonts w:ascii="Arial" w:cs="Arial" w:eastAsia="Arial" w:hAnsi="Arial"/>
+          <w:b/>
+          <w:bCs/>
+          <w:color w:val="1A5A96"/>
+          <w:sz w:val="27"/>
+          <w:szCs w:val="27"/>
+          <w:rtl/>
+        </w:rPr>
+        <w:t xml:space="preserve">1. قاعدة البيانات</w:t>
+      </w:r>
+    </w:p>
+    <w:p>
+      <w:pPr>
+        <w:pStyle w:val="ListParagraph"/>
+        <w:numPr>
+          <w:ilvl w:val="0"/>
+          <w:numId w:val="3"/>
+        </w:numPr>
+        <w:bidi/>
+        <w:spacing w:after="80" w:line="300"/>
+        <w:jc w:val="right"/>
+      </w:pPr>
+      <w:r>
+        <w:rPr>
+          <w:rFonts w:ascii="Arial" w:cs="Arial" w:eastAsia="Arial" w:hAnsi="Arial"/>
+          <w:sz w:val="22"/>
+          <w:szCs w:val="22"/>
+          <w:rtl/>
+        </w:rPr>
+        <w:t xml:space="preserve">33 جدولًا مترابطًا: السيارات ومواصفاتها وصورها، بيانات اللوت في Copart و IAAI، الشحنات والحاويات وأحداث التتبع، النقل البري، البيانات الجمركية، المزادات والمزايدات، المبيعات والدفعات، التكاليف وأسعار الصرف، وسجل المراجعة.</w:t>
+      </w:r>
+    </w:p>
+    <w:p>
+      <w:pPr>
+        <w:pStyle w:val="ListParagraph"/>
+        <w:numPr>
+          <w:ilvl w:val="0"/>
+          <w:numId w:val="3"/>
+        </w:numPr>
+        <w:bidi/>
+        <w:spacing w:after="80" w:line="300"/>
+        <w:jc w:val="right"/>
+      </w:pPr>
+      <w:r>
+        <w:rPr>
+          <w:rFonts w:ascii="Arial" w:cs="Arial" w:eastAsia="Arial" w:hAnsi="Arial"/>
+          <w:sz w:val="22"/>
+          <w:szCs w:val="22"/>
+          <w:rtl/>
+        </w:rPr>
+        <w:t xml:space="preserve">كل مبلغ يُحفظ بعملته الأصلية وسعر الصرف في يومه، فلا تتغير الحسابات القديمة إذا تغير سعر الصرف.</w:t>
+      </w:r>
+    </w:p>
+    <w:p>
+      <w:pPr>
+        <w:pStyle w:val="ListParagraph"/>
+        <w:numPr>
+          <w:ilvl w:val="0"/>
+          <w:numId w:val="3"/>
+        </w:numPr>
+        <w:bidi/>
+        <w:spacing w:after="80" w:line="300"/>
+        <w:jc w:val="right"/>
+      </w:pPr>
+      <w:r>
+        <w:rPr>
+          <w:rFonts w:ascii="Arial" w:cs="Arial" w:eastAsia="Arial" w:hAnsi="Arial"/>
+          <w:sz w:val="22"/>
+          <w:szCs w:val="22"/>
+          <w:rtl/>
+        </w:rPr>
+        <w:t xml:space="preserve">بيانات العملاء الحساسة (الهاتف ورقم الهوية) مشفرة داخل قاعدة البيانات.</w:t>
+      </w:r>
+    </w:p>
+    <w:p>
+      <w:pPr>
+        <w:pStyle w:val="ListParagraph"/>
+        <w:numPr>
+          <w:ilvl w:val="0"/>
+          <w:numId w:val="3"/>
+        </w:numPr>
+        <w:bidi/>
+        <w:spacing w:after="80" w:line="300"/>
+        <w:jc w:val="right"/>
+      </w:pPr>
+      <w:r>
+        <w:rPr>
+          <w:rFonts w:ascii="Arial" w:cs="Arial" w:eastAsia="Arial" w:hAnsi="Arial"/>
+          <w:sz w:val="22"/>
+          <w:szCs w:val="22"/>
+          <w:rtl/>
+        </w:rPr>
+        <w:t xml:space="preserve">مصممة للتوسع: إضافة مصدر مزادات جديد (مثل Manheim) لا تحتاج تعديل قاعدة البيانات.</w:t>
+      </w:r>
+    </w:p>
+    <w:p>
+      <w:pPr>
+        <w:pStyle w:val="Heading2"/>
+        <w:keepNext/>
+        <w:bidi/>
+        <w:spacing w:after="100" w:before="280"/>
+        <w:jc w:val="right"/>
+      </w:pPr>
+      <w:r>
+        <w:rPr>
+          <w:rFonts w:ascii="Arial" w:cs="Arial" w:eastAsia="Arial" w:hAnsi="Arial"/>
+          <w:b/>
+          <w:bCs/>
+          <w:color w:val="1A5A96"/>
+          <w:sz w:val="27"/>
+          <w:szCs w:val="27"/>
+          <w:rtl/>
+        </w:rPr>
+        <w:t xml:space="preserve">2. واجهات المستخدم</w:t>
       </w:r>
     </w:p>
     <w:p>
@@ -1862,7 +1844,7 @@
       <w:r>
         <w:drawing>
           <wp:inline distT="0" distB="0" distL="0" distR="0">
-            <wp:extent cx="5715000" cy="3962400"/>
+            <wp:extent cx="5715000" cy="3571875"/>
             <wp:effectExtent t="0" r="0" b="0" l="0"/>
             <wp:docPr id="1" name="" descr="" title=""/>
             <wp:cNvGraphicFramePr>
@@ -1887,7 +1869,7 @@
                   <pic:spPr bwMode="auto">
                     <a:xfrm>
                       <a:off x="0" y="0"/>
-                      <a:ext cx="5715000" cy="3962400"/>
+                      <a:ext cx="5715000" cy="3571875"/>
                     </a:xfrm>
                     <a:prstGeom prst="rect">
                       <a:avLst/>
@@ -1914,7 +1896,7 @@
           <w:szCs w:val="17"/>
           <w:rtl/>
         </w:rPr>
-        <w:t xml:space="preserve">ملف السيارة: الصور، ومراحل رحلتها، والمواصفات، والشحن، والجمارك، والتكاليف، وسجل كل التغييرات.</w:t>
+        <w:t xml:space="preserve">لوحة المؤشرات: قيمة المخزون، والسيارات في البحر وفي الجمارك، والمزايدات الحية، وتوزيع الأسطول على كل المراحل.</w:t>
       </w:r>
     </w:p>
     <w:p>
@@ -1927,7 +1909,7 @@
       <w:r>
         <w:drawing>
           <wp:inline distT="0" distB="0" distL="0" distR="0">
-            <wp:extent cx="2857500" cy="1781175"/>
+            <wp:extent cx="5715000" cy="3962400"/>
             <wp:effectExtent t="0" r="0" b="0" l="0"/>
             <wp:docPr id="1" name="" descr="" title=""/>
             <wp:cNvGraphicFramePr>
@@ -1952,7 +1934,7 @@
                   <pic:spPr bwMode="auto">
                     <a:xfrm>
                       <a:off x="0" y="0"/>
-                      <a:ext cx="2857500" cy="1781175"/>
+                      <a:ext cx="5715000" cy="3962400"/>
                     </a:xfrm>
                     <a:prstGeom prst="rect">
                       <a:avLst/>
@@ -1964,10 +1946,35 @@
           </wp:inline>
         </w:drawing>
       </w:r>
+    </w:p>
+    <w:p>
+      <w:pPr>
+        <w:bidi/>
+        <w:spacing w:after="220" w:line="320"/>
+        <w:jc w:val="right"/>
+      </w:pPr>
+      <w:r>
+        <w:rPr>
+          <w:rFonts w:ascii="Arial" w:cs="Arial" w:eastAsia="Arial" w:hAnsi="Arial"/>
+          <w:color w:val="4B5A6D"/>
+          <w:sz w:val="17"/>
+          <w:szCs w:val="17"/>
+          <w:rtl/>
+        </w:rPr>
+        <w:t xml:space="preserve">ملف السيارة: الصور، ومراحل رحلتها، والمواصفات، والشحن، والجمارك، والتكاليف، وسجل كل التغييرات.</w:t>
+      </w:r>
+    </w:p>
+    <w:p>
+      <w:pPr>
+        <w:keepNext/>
+        <w:bidi/>
+        <w:spacing w:after="60"/>
+        <w:jc w:val="center"/>
+      </w:pPr>
       <w:r>
         <w:drawing>
           <wp:inline distT="0" distB="0" distL="0" distR="0">
-            <wp:extent cx="2857500" cy="1981200"/>
+            <wp:extent cx="2857500" cy="1781175"/>
             <wp:effectExtent t="0" r="0" b="0" l="0"/>
             <wp:docPr id="1" name="" descr="" title=""/>
             <wp:cNvGraphicFramePr>
@@ -1992,7 +1999,7 @@
                   <pic:spPr bwMode="auto">
                     <a:xfrm>
                       <a:off x="0" y="0"/>
-                      <a:ext cx="2857500" cy="1981200"/>
+                      <a:ext cx="2857500" cy="1781175"/>
                     </a:xfrm>
                     <a:prstGeom prst="rect">
                       <a:avLst/>
@@ -2004,35 +2011,10 @@
           </wp:inline>
         </w:drawing>
       </w:r>
-    </w:p>
-    <w:p>
-      <w:pPr>
-        <w:bidi/>
-        <w:spacing w:after="220" w:line="320"/>
-        <w:jc w:val="right"/>
-      </w:pPr>
-      <w:r>
-        <w:rPr>
-          <w:rFonts w:ascii="Arial" w:cs="Arial" w:eastAsia="Arial" w:hAnsi="Arial"/>
-          <w:color w:val="4B5A6D"/>
-          <w:sz w:val="17"/>
-          <w:szCs w:val="17"/>
-          <w:rtl/>
-        </w:rPr>
-        <w:t xml:space="preserve">عرض الصور بملء الشاشة مع تكبير حتى 6 أضعاف (يمين)، ومقارنة حتى 4 سيارات مع إبراز الفروق (يسار).</w:t>
-      </w:r>
-    </w:p>
-    <w:p>
-      <w:pPr>
-        <w:keepNext/>
-        <w:bidi/>
-        <w:spacing w:after="60"/>
-        <w:jc w:val="center"/>
-      </w:pPr>
       <w:r>
         <w:drawing>
           <wp:inline distT="0" distB="0" distL="0" distR="0">
-            <wp:extent cx="2857500" cy="1781175"/>
+            <wp:extent cx="2857500" cy="1981200"/>
             <wp:effectExtent t="0" r="0" b="0" l="0"/>
             <wp:docPr id="1" name="" descr="" title=""/>
             <wp:cNvGraphicFramePr>
@@ -2057,7 +2039,7 @@
                   <pic:spPr bwMode="auto">
                     <a:xfrm>
                       <a:off x="0" y="0"/>
-                      <a:ext cx="2857500" cy="1781175"/>
+                      <a:ext cx="2857500" cy="1981200"/>
                     </a:xfrm>
                     <a:prstGeom prst="rect">
                       <a:avLst/>
@@ -2069,6 +2051,31 @@
           </wp:inline>
         </w:drawing>
       </w:r>
+    </w:p>
+    <w:p>
+      <w:pPr>
+        <w:bidi/>
+        <w:spacing w:after="220" w:line="320"/>
+        <w:jc w:val="right"/>
+      </w:pPr>
+      <w:r>
+        <w:rPr>
+          <w:rFonts w:ascii="Arial" w:cs="Arial" w:eastAsia="Arial" w:hAnsi="Arial"/>
+          <w:color w:val="4B5A6D"/>
+          <w:sz w:val="17"/>
+          <w:szCs w:val="17"/>
+          <w:rtl/>
+        </w:rPr>
+        <w:t xml:space="preserve">عرض الصور بملء الشاشة مع تكبير حتى 6 أضعاف (يمين)، ومقارنة حتى 4 سيارات مع إبراز الفروق (يسار).</w:t>
+      </w:r>
+    </w:p>
+    <w:p>
+      <w:pPr>
+        <w:keepNext/>
+        <w:bidi/>
+        <w:spacing w:after="60"/>
+        <w:jc w:val="center"/>
+      </w:pPr>
       <w:r>
         <w:drawing>
           <wp:inline distT="0" distB="0" distL="0" distR="0">
@@ -2109,35 +2116,10 @@
           </wp:inline>
         </w:drawing>
       </w:r>
-    </w:p>
-    <w:p>
-      <w:pPr>
-        <w:bidi/>
-        <w:spacing w:after="220" w:line="320"/>
-        <w:jc w:val="right"/>
-      </w:pPr>
-      <w:r>
-        <w:rPr>
-          <w:rFonts w:ascii="Arial" w:cs="Arial" w:eastAsia="Arial" w:hAnsi="Arial"/>
-          <w:color w:val="4B5A6D"/>
-          <w:sz w:val="17"/>
-          <w:szCs w:val="17"/>
-          <w:rtl/>
-        </w:rPr>
-        <w:t xml:space="preserve">تتبع الشحنات بمسار كل حاوية (يمين)، ولوحة الجمارك بمراحل كل بيان (يسار).</w:t>
-      </w:r>
-    </w:p>
-    <w:p>
-      <w:pPr>
-        <w:keepNext/>
-        <w:bidi/>
-        <w:spacing w:after="60"/>
-        <w:jc w:val="center"/>
-      </w:pPr>
       <w:r>
         <w:drawing>
           <wp:inline distT="0" distB="0" distL="0" distR="0">
-            <wp:extent cx="1809750" cy="3914775"/>
+            <wp:extent cx="2857500" cy="1781175"/>
             <wp:effectExtent t="0" r="0" b="0" l="0"/>
             <wp:docPr id="1" name="" descr="" title=""/>
             <wp:cNvGraphicFramePr>
@@ -2162,7 +2144,7 @@
                   <pic:spPr bwMode="auto">
                     <a:xfrm>
                       <a:off x="0" y="0"/>
-                      <a:ext cx="1809750" cy="3914775"/>
+                      <a:ext cx="2857500" cy="1781175"/>
                     </a:xfrm>
                     <a:prstGeom prst="rect">
                       <a:avLst/>
@@ -2174,9 +2156,31 @@
           </wp:inline>
         </w:drawing>
       </w:r>
-      <w:r>
-        <w:t xml:space="preserve">      </w:t>
-      </w:r>
+    </w:p>
+    <w:p>
+      <w:pPr>
+        <w:bidi/>
+        <w:spacing w:after="220" w:line="320"/>
+        <w:jc w:val="right"/>
+      </w:pPr>
+      <w:r>
+        <w:rPr>
+          <w:rFonts w:ascii="Arial" w:cs="Arial" w:eastAsia="Arial" w:hAnsi="Arial"/>
+          <w:color w:val="4B5A6D"/>
+          <w:sz w:val="17"/>
+          <w:szCs w:val="17"/>
+          <w:rtl/>
+        </w:rPr>
+        <w:t xml:space="preserve">تتبع الشحنات بمسار كل حاوية (يمين)، ولوحة الجمارك بمراحل كل بيان (يسار).</w:t>
+      </w:r>
+    </w:p>
+    <w:p>
+      <w:pPr>
+        <w:keepNext/>
+        <w:bidi/>
+        <w:spacing w:after="60"/>
+        <w:jc w:val="center"/>
+      </w:pPr>
       <w:r>
         <w:drawing>
           <wp:inline distT="0" distB="0" distL="0" distR="0">
@@ -2217,140 +2221,13 @@
           </wp:inline>
         </w:drawing>
       </w:r>
-    </w:p>
-    <w:p>
-      <w:pPr>
-        <w:bidi/>
-        <w:spacing w:after="220" w:line="320"/>
-        <w:jc w:val="center"/>
-      </w:pPr>
-      <w:r>
-        <w:rPr>
-          <w:rFonts w:ascii="Arial" w:cs="Arial" w:eastAsia="Arial" w:hAnsi="Arial"/>
-          <w:color w:val="4B5A6D"/>
-          <w:sz w:val="17"/>
-          <w:szCs w:val="17"/>
-          <w:rtl/>
-        </w:rPr>
-        <w:t xml:space="preserve">المنظومة على الجوال: لوحة المؤشرات وصفحة المزايدة.</w:t>
-      </w:r>
-    </w:p>
-    <w:p>
-      <w:pPr>
-        <w:pStyle w:val="Heading2"/>
-        <w:keepNext/>
-        <w:bidi/>
-        <w:spacing w:after="100" w:before="280"/>
-        <w:jc w:val="right"/>
-      </w:pPr>
-      <w:r>
-        <w:rPr>
-          <w:rFonts w:ascii="Arial" w:cs="Arial" w:eastAsia="Arial" w:hAnsi="Arial"/>
-          <w:b/>
-          <w:bCs/>
-          <w:color w:val="1A5A96"/>
-          <w:sz w:val="27"/>
-          <w:szCs w:val="27"/>
-          <w:rtl/>
-        </w:rPr>
-        <w:t xml:space="preserve">3. الربط مع Copart و IAAI</w:t>
-      </w:r>
-    </w:p>
-    <w:p>
-      <w:pPr>
-        <w:pStyle w:val="ListParagraph"/>
-        <w:numPr>
-          <w:ilvl w:val="0"/>
-          <w:numId w:val="3"/>
-        </w:numPr>
-        <w:bidi/>
-        <w:spacing w:after="80" w:line="300"/>
-        <w:jc w:val="right"/>
-      </w:pPr>
-      <w:r>
-        <w:rPr>
-          <w:rFonts w:ascii="Arial" w:cs="Arial" w:eastAsia="Arial" w:hAnsi="Arial"/>
-          <w:sz w:val="22"/>
-          <w:szCs w:val="22"/>
-          <w:rtl/>
-        </w:rPr>
-        <w:t xml:space="preserve">جلب تلقائي كل 15 دقيقة للمشتريات الجديدة: تُنشأ السيارة بمواصفاتها وصورها وتكاليف شرائها دون إدخال يدوي.</w:t>
-      </w:r>
-    </w:p>
-    <w:p>
-      <w:pPr>
-        <w:pStyle w:val="ListParagraph"/>
-        <w:numPr>
-          <w:ilvl w:val="0"/>
-          <w:numId w:val="3"/>
-        </w:numPr>
-        <w:bidi/>
-        <w:spacing w:after="80" w:line="300"/>
-        <w:jc w:val="right"/>
-      </w:pPr>
-      <w:r>
-        <w:rPr>
-          <w:rFonts w:ascii="Arial" w:cs="Arial" w:eastAsia="Arial" w:hAnsi="Arial"/>
-          <w:sz w:val="22"/>
-          <w:szCs w:val="22"/>
-          <w:rtl/>
-        </w:rPr>
-        <w:t xml:space="preserve">تحديث تلقائي لحالة السيارة عند الدفع والسحب والوصول لمستودع التصدير، وتتبع الحاويات كل ساعة من الخطوط الملاحية.</w:t>
-      </w:r>
-    </w:p>
-    <w:p>
-      <w:pPr>
-        <w:pStyle w:val="ListParagraph"/>
-        <w:numPr>
-          <w:ilvl w:val="0"/>
-          <w:numId w:val="3"/>
-        </w:numPr>
-        <w:bidi/>
-        <w:spacing w:after="80" w:line="300"/>
-        <w:jc w:val="right"/>
-      </w:pPr>
-      <w:r>
-        <w:rPr>
-          <w:rFonts w:ascii="Arial" w:cs="Arial" w:eastAsia="Arial" w:hAnsi="Arial"/>
-          <w:sz w:val="22"/>
-          <w:szCs w:val="22"/>
-          <w:rtl/>
-        </w:rPr>
-        <w:t xml:space="preserve">عند تعطل المصدر: إعادة المحاولة تلقائيًا، ثم إيقاف مؤقت ذكي، ثم عودة تلقائية. والبيانات الخاطئة تُعزل في قائمة مراجعة دون أن توقف بقية السيارات.</w:t>
-      </w:r>
-    </w:p>
-    <w:p>
-      <w:pPr>
-        <w:pStyle w:val="ListParagraph"/>
-        <w:numPr>
-          <w:ilvl w:val="0"/>
-          <w:numId w:val="3"/>
-        </w:numPr>
-        <w:bidi/>
-        <w:spacing w:after="80" w:line="300"/>
-        <w:jc w:val="right"/>
-      </w:pPr>
-      <w:r>
-        <w:rPr>
-          <w:rFonts w:ascii="Arial" w:cs="Arial" w:eastAsia="Arial" w:hAnsi="Arial"/>
-          <w:sz w:val="22"/>
-          <w:szCs w:val="22"/>
-          <w:rtl/>
-        </w:rPr>
-        <w:t xml:space="preserve">بديل جاهز: استيراد ملفات Excel/CSV المصدَّرة من بوابة المزاد إلى أن يُفعَّل الربط المباشر.</w:t>
-      </w:r>
-    </w:p>
-    <w:p>
-      <w:pPr>
-        <w:keepNext/>
-        <w:bidi/>
-        <w:spacing w:after="60"/>
-        <w:jc w:val="center"/>
-      </w:pPr>
+      <w:r>
+        <w:t xml:space="preserve">      </w:t>
+      </w:r>
       <w:r>
         <w:drawing>
           <wp:inline distT="0" distB="0" distL="0" distR="0">
-            <wp:extent cx="5715000" cy="3571875"/>
+            <wp:extent cx="1809750" cy="3914775"/>
             <wp:effectExtent t="0" r="0" b="0" l="0"/>
             <wp:docPr id="1" name="" descr="" title=""/>
             <wp:cNvGraphicFramePr>
@@ -2375,7 +2252,7 @@
                   <pic:spPr bwMode="auto">
                     <a:xfrm>
                       <a:off x="0" y="0"/>
-                      <a:ext cx="5715000" cy="3571875"/>
+                      <a:ext cx="1809750" cy="3914775"/>
                     </a:xfrm>
                     <a:prstGeom prst="rect">
                       <a:avLst/>
@@ -2392,7 +2269,7 @@
       <w:pPr>
         <w:bidi/>
         <w:spacing w:after="220" w:line="320"/>
-        <w:jc w:val="right"/>
+        <w:jc w:val="center"/>
       </w:pPr>
       <w:r>
         <w:rPr>
@@ -2402,7 +2279,7 @@
           <w:szCs w:val="17"/>
           <w:rtl/>
         </w:rPr>
-        <w:t xml:space="preserve">شاشة الربط: حالة كل مصدر، والمزامنة الفورية، واستيراد الملفات، وقائمة العناصر التي تحتاج مراجعة.</w:t>
+        <w:t xml:space="preserve">المنظومة على الجوال: لوحة المؤشرات وصفحة المزايدة.</w:t>
       </w:r>
     </w:p>
     <w:p>
@@ -2423,7 +2300,7 @@
           <w:szCs w:val="27"/>
           <w:rtl/>
         </w:rPr>
-        <w:t xml:space="preserve">4. النموذج الأولي والمزايدة الحية</w:t>
+        <w:t xml:space="preserve">3. الربط مع Copart و IAAI</w:t>
       </w:r>
     </w:p>
     <w:p>
@@ -2444,7 +2321,7 @@
           <w:szCs w:val="22"/>
           <w:rtl/>
         </w:rPr>
-        <w:t xml:space="preserve">مزايدة إلكترونية يتحدث فيها السعر والوقت لحظيًا لكل المتابعين.</w:t>
+        <w:t xml:space="preserve">جلب تلقائي كل 15 دقيقة للمشتريات الجديدة: تُنشأ السيارة بمواصفاتها وصورها وتكاليف شرائها دون إدخال يدوي.</w:t>
       </w:r>
     </w:p>
     <w:p>
@@ -2465,7 +2342,7 @@
           <w:szCs w:val="22"/>
           <w:rtl/>
         </w:rPr>
-        <w:t xml:space="preserve">مزايدة آلية: يحدد العميل حدًا أقصى سريًا، ويزايد النظام عنه بأقل زيادة لازمة.</w:t>
+        <w:t xml:space="preserve">تحديث تلقائي لحالة السيارة عند الدفع والسحب والوصول لمستودع التصدير، وتتبع الحاويات كل ساعة من الخطوط الملاحية.</w:t>
       </w:r>
     </w:p>
     <w:p>
@@ -2486,7 +2363,7 @@
           <w:szCs w:val="22"/>
           <w:rtl/>
         </w:rPr>
-        <w:t xml:space="preserve">حماية من المزايدة في الثانية الأخيرة: أي مزايدة في آخر دقيقتين تمدد الوقت دقيقتين.</w:t>
+        <w:t xml:space="preserve">عند تعطل المصدر: إعادة المحاولة تلقائيًا، ثم إيقاف مؤقت ذكي، ثم عودة تلقائية. والبيانات الخاطئة تُعزل في قائمة مراجعة دون أن توقف بقية السيارات.</w:t>
       </w:r>
     </w:p>
     <w:p>
@@ -2507,28 +2384,7 @@
           <w:szCs w:val="22"/>
           <w:rtl/>
         </w:rPr>
-        <w:t xml:space="preserve">حد أدنى سري للبيع، وتأمين قبل المزايدة، ومزاد هجين (حضوري وإلكتروني معًا).</w:t>
-      </w:r>
-    </w:p>
-    <w:p>
-      <w:pPr>
-        <w:pStyle w:val="ListParagraph"/>
-        <w:numPr>
-          <w:ilvl w:val="0"/>
-          <w:numId w:val="3"/>
-        </w:numPr>
-        <w:bidi/>
-        <w:spacing w:after="80" w:line="300"/>
-        <w:jc w:val="right"/>
-      </w:pPr>
-      <w:r>
-        <w:rPr>
-          <w:rFonts w:ascii="Arial" w:cs="Arial" w:eastAsia="Arial" w:hAnsi="Arial"/>
-          <w:sz w:val="22"/>
-          <w:szCs w:val="22"/>
-          <w:rtl/>
-        </w:rPr>
-        <w:t xml:space="preserve">إغلاق تلقائي للمزاد مع إصدار فاتورة، أو إعادة السيارة للمعرض إن لم تبلغ الحد الأدنى.</w:t>
+        <w:t xml:space="preserve">بديل جاهز: استيراد ملفات Excel/CSV المصدَّرة من بوابة المزاد إلى أن يُفعَّل الربط المباشر.</w:t>
       </w:r>
     </w:p>
     <w:p>
@@ -2593,7 +2449,7 @@
           <w:szCs w:val="17"/>
           <w:rtl/>
         </w:rPr>
-        <w:t xml:space="preserve">صفحة المزايدة الحية كما يراها العميل.</w:t>
+        <w:t xml:space="preserve">شاشة الربط: حالة كل مصدر، والمزامنة الفورية، واستيراد الملفات، وقائمة العناصر التي تحتاج مراجعة.</w:t>
       </w:r>
     </w:p>
     <w:p>
@@ -2614,7 +2470,7 @@
           <w:szCs w:val="27"/>
           <w:rtl/>
         </w:rPr>
-        <w:t xml:space="preserve">5. إدارة التكاليف والتقرير</w:t>
+        <w:t xml:space="preserve">4. النموذج الأولي والمزايدة الحية</w:t>
       </w:r>
     </w:p>
     <w:p>
@@ -2635,7 +2491,7 @@
           <w:szCs w:val="22"/>
           <w:rtl/>
         </w:rPr>
-        <w:t xml:space="preserve">19 بند تكلفة في 8 مراحل: الشراء والرسوم، لوجستيات أمريكا، الشحن البحري، الميناء الليبي، الجمارك، النقل الداخلي، التجهيز، وأخرى.</w:t>
+        <w:t xml:space="preserve">مزايدة إلكترونية يتحدث فيها السعر والوقت لحظيًا لكل المتابعين.</w:t>
       </w:r>
     </w:p>
     <w:p>
@@ -2656,7 +2512,7 @@
           <w:szCs w:val="22"/>
           <w:rtl/>
         </w:rPr>
-        <w:t xml:space="preserve">كل بند بعملته (دولار، دينار، يورو) وسعر الصرف في يومه، مع تمييز التكاليف التقديرية وغير المسددة.</w:t>
+        <w:t xml:space="preserve">مزايدة آلية: يحدد العميل حدًا أقصى سريًا، ويزايد النظام عنه بأقل زيادة لازمة.</w:t>
       </w:r>
     </w:p>
     <w:p>
@@ -2677,7 +2533,7 @@
           <w:szCs w:val="22"/>
           <w:rtl/>
         </w:rPr>
-        <w:t xml:space="preserve">أجرة الحاوية تُدخل مرة واحدة وتُوزع على سياراتها آليًا، بمجموع مطابق للفاتورة تمامًا.</w:t>
+        <w:t xml:space="preserve">حماية من المزايدة في الثانية الأخيرة: أي مزايدة في آخر دقيقتين تمدد الوقت دقيقتين.</w:t>
       </w:r>
     </w:p>
     <w:p>
@@ -2698,7 +2554,7 @@
           <w:szCs w:val="22"/>
           <w:rtl/>
         </w:rPr>
-        <w:t xml:space="preserve">الرسم الجمركي يُسجَّل تكلفةً على السيارة تلقائيًا عند سداده.</w:t>
+        <w:t xml:space="preserve">حد أدنى سري للبيع، وتأمين قبل المزايدة، ومزاد هجين (حضوري وإلكتروني معًا).</w:t>
       </w:r>
     </w:p>
     <w:p>
@@ -2719,7 +2575,7 @@
           <w:szCs w:val="22"/>
           <w:rtl/>
         </w:rPr>
-        <w:t xml:space="preserve">تقرير التكلفة الواصلة والربح لكل سيارة، يُصدَّر إلى Excel (ثلاث أوراق بمعادلات حقيقية) و PDF و CSV.</w:t>
+        <w:t xml:space="preserve">إغلاق تلقائي للمزاد مع إصدار فاتورة، أو إعادة السيارة للمعرض إن لم تبلغ الحد الأدنى.</w:t>
       </w:r>
     </w:p>
     <w:p>
@@ -2784,6 +2640,197 @@
           <w:szCs w:val="17"/>
           <w:rtl/>
         </w:rPr>
+        <w:t xml:space="preserve">صفحة المزايدة الحية كما يراها العميل.</w:t>
+      </w:r>
+    </w:p>
+    <w:p>
+      <w:pPr>
+        <w:pStyle w:val="Heading2"/>
+        <w:keepNext/>
+        <w:bidi/>
+        <w:spacing w:after="100" w:before="280"/>
+        <w:jc w:val="right"/>
+      </w:pPr>
+      <w:r>
+        <w:rPr>
+          <w:rFonts w:ascii="Arial" w:cs="Arial" w:eastAsia="Arial" w:hAnsi="Arial"/>
+          <w:b/>
+          <w:bCs/>
+          <w:color w:val="1A5A96"/>
+          <w:sz w:val="27"/>
+          <w:szCs w:val="27"/>
+          <w:rtl/>
+        </w:rPr>
+        <w:t xml:space="preserve">5. إدارة التكاليف والتقرير</w:t>
+      </w:r>
+    </w:p>
+    <w:p>
+      <w:pPr>
+        <w:pStyle w:val="ListParagraph"/>
+        <w:numPr>
+          <w:ilvl w:val="0"/>
+          <w:numId w:val="3"/>
+        </w:numPr>
+        <w:bidi/>
+        <w:spacing w:after="80" w:line="300"/>
+        <w:jc w:val="right"/>
+      </w:pPr>
+      <w:r>
+        <w:rPr>
+          <w:rFonts w:ascii="Arial" w:cs="Arial" w:eastAsia="Arial" w:hAnsi="Arial"/>
+          <w:sz w:val="22"/>
+          <w:szCs w:val="22"/>
+          <w:rtl/>
+        </w:rPr>
+        <w:t xml:space="preserve">19 بند تكلفة في 8 مراحل: الشراء والرسوم، لوجستيات أمريكا، الشحن البحري، الميناء الليبي، الجمارك، النقل الداخلي، التجهيز، وأخرى.</w:t>
+      </w:r>
+    </w:p>
+    <w:p>
+      <w:pPr>
+        <w:pStyle w:val="ListParagraph"/>
+        <w:numPr>
+          <w:ilvl w:val="0"/>
+          <w:numId w:val="3"/>
+        </w:numPr>
+        <w:bidi/>
+        <w:spacing w:after="80" w:line="300"/>
+        <w:jc w:val="right"/>
+      </w:pPr>
+      <w:r>
+        <w:rPr>
+          <w:rFonts w:ascii="Arial" w:cs="Arial" w:eastAsia="Arial" w:hAnsi="Arial"/>
+          <w:sz w:val="22"/>
+          <w:szCs w:val="22"/>
+          <w:rtl/>
+        </w:rPr>
+        <w:t xml:space="preserve">كل بند بعملته (دولار، دينار، يورو) وسعر الصرف في يومه، مع تمييز التكاليف التقديرية وغير المسددة.</w:t>
+      </w:r>
+    </w:p>
+    <w:p>
+      <w:pPr>
+        <w:pStyle w:val="ListParagraph"/>
+        <w:numPr>
+          <w:ilvl w:val="0"/>
+          <w:numId w:val="3"/>
+        </w:numPr>
+        <w:bidi/>
+        <w:spacing w:after="80" w:line="300"/>
+        <w:jc w:val="right"/>
+      </w:pPr>
+      <w:r>
+        <w:rPr>
+          <w:rFonts w:ascii="Arial" w:cs="Arial" w:eastAsia="Arial" w:hAnsi="Arial"/>
+          <w:sz w:val="22"/>
+          <w:szCs w:val="22"/>
+          <w:rtl/>
+        </w:rPr>
+        <w:t xml:space="preserve">أجرة الحاوية تُدخل مرة واحدة وتُوزع على سياراتها آليًا، بمجموع مطابق للفاتورة تمامًا.</w:t>
+      </w:r>
+    </w:p>
+    <w:p>
+      <w:pPr>
+        <w:pStyle w:val="ListParagraph"/>
+        <w:numPr>
+          <w:ilvl w:val="0"/>
+          <w:numId w:val="3"/>
+        </w:numPr>
+        <w:bidi/>
+        <w:spacing w:after="80" w:line="300"/>
+        <w:jc w:val="right"/>
+      </w:pPr>
+      <w:r>
+        <w:rPr>
+          <w:rFonts w:ascii="Arial" w:cs="Arial" w:eastAsia="Arial" w:hAnsi="Arial"/>
+          <w:sz w:val="22"/>
+          <w:szCs w:val="22"/>
+          <w:rtl/>
+        </w:rPr>
+        <w:t xml:space="preserve">الرسم الجمركي يُسجَّل تكلفةً على السيارة تلقائيًا عند سداده.</w:t>
+      </w:r>
+    </w:p>
+    <w:p>
+      <w:pPr>
+        <w:pStyle w:val="ListParagraph"/>
+        <w:numPr>
+          <w:ilvl w:val="0"/>
+          <w:numId w:val="3"/>
+        </w:numPr>
+        <w:bidi/>
+        <w:spacing w:after="80" w:line="300"/>
+        <w:jc w:val="right"/>
+      </w:pPr>
+      <w:r>
+        <w:rPr>
+          <w:rFonts w:ascii="Arial" w:cs="Arial" w:eastAsia="Arial" w:hAnsi="Arial"/>
+          <w:sz w:val="22"/>
+          <w:szCs w:val="22"/>
+          <w:rtl/>
+        </w:rPr>
+        <w:t xml:space="preserve">تقرير التكلفة الواصلة والربح لكل سيارة، يُصدَّر إلى Excel (ثلاث أوراق بمعادلات حقيقية) و PDF و CSV.</w:t>
+      </w:r>
+    </w:p>
+    <w:p>
+      <w:pPr>
+        <w:keepNext/>
+        <w:bidi/>
+        <w:spacing w:after="60"/>
+        <w:jc w:val="center"/>
+      </w:pPr>
+      <w:r>
+        <w:drawing>
+          <wp:inline distT="0" distB="0" distL="0" distR="0">
+            <wp:extent cx="5715000" cy="3571875"/>
+            <wp:effectExtent t="0" r="0" b="0" l="0"/>
+            <wp:docPr id="1" name="" descr="" title=""/>
+            <wp:cNvGraphicFramePr>
+              <a:graphicFrameLocks xmlns:a="http://schemas.openxmlformats.org/drawingml/2006/main" noChangeAspect="1"/>
+            </wp:cNvGraphicFramePr>
+            <a:graphic xmlns:a="http://schemas.openxmlformats.org/drawingml/2006/main">
+              <a:graphicData uri="http://schemas.openxmlformats.org/drawingml/2006/picture">
+                <pic:pic xmlns:pic="http://schemas.openxmlformats.org/drawingml/2006/picture">
+                  <pic:nvPicPr>
+                    <pic:cNvPr id="0" name="" descr=""/>
+                    <pic:cNvPicPr>
+                      <a:picLocks noChangeAspect="1" noChangeArrowheads="1"/>
+                    </pic:cNvPicPr>
+                  </pic:nvPicPr>
+                  <pic:blipFill>
+                    <a:blip r:embed="rId19" cstate="none"/>
+                    <a:srcRect/>
+                    <a:stretch>
+                      <a:fillRect/>
+                    </a:stretch>
+                  </pic:blipFill>
+                  <pic:spPr bwMode="auto">
+                    <a:xfrm>
+                      <a:off x="0" y="0"/>
+                      <a:ext cx="5715000" cy="3571875"/>
+                    </a:xfrm>
+                    <a:prstGeom prst="rect">
+                      <a:avLst/>
+                    </a:prstGeom>
+                  </pic:spPr>
+                </pic:pic>
+              </a:graphicData>
+            </a:graphic>
+          </wp:inline>
+        </w:drawing>
+      </w:r>
+    </w:p>
+    <w:p>
+      <w:pPr>
+        <w:bidi/>
+        <w:spacing w:after="220" w:line="320"/>
+        <w:jc w:val="right"/>
+      </w:pPr>
+      <w:r>
+        <w:rPr>
+          <w:rFonts w:ascii="Arial" w:cs="Arial" w:eastAsia="Arial" w:hAnsi="Arial"/>
+          <w:color w:val="4B5A6D"/>
+          <w:sz w:val="17"/>
+          <w:szCs w:val="17"/>
+          <w:rtl/>
+        </w:rPr>
         <w:t xml:space="preserve">تقرير التكاليف: التكلفة في كل مرحلة، والإجمالي، وسعر البيع، والهامش لكل سيارة.</w:t>
       </w:r>
     </w:p>
@@ -2833,7 +2880,7 @@
         <w:tc>
           <w:tcPr>
             <w:tcW w:type="dxa" w:w="3373"/>
-            <w:shd w:fill="0C2E52" w:color="auto" w:val="clear"/>
+            <w:shd w:fill="0B1628" w:color="auto" w:val="clear"/>
             <w:tcMar>
               <w:top w:type="dxa" w:w="80"/>
               <w:left w:type="dxa" w:w="110"/>
@@ -2864,7 +2911,7 @@
         <w:tc>
           <w:tcPr>
             <w:tcW w:type="dxa" w:w="6264"/>
-            <w:shd w:fill="0C2E52" w:color="auto" w:val="clear"/>
+            <w:shd w:fill="0B1628" w:color="auto" w:val="clear"/>
             <w:tcMar>
               <w:top w:type="dxa" w:w="80"/>
               <w:left w:type="dxa" w:w="110"/>
@@ -3567,7 +3614,7 @@
           <w:rFonts w:ascii="Arial" w:cs="Arial" w:eastAsia="Arial" w:hAnsi="Arial"/>
           <w:b/>
           <w:bCs/>
-          <w:color w:val="D9860B"/>
+          <w:color w:val="A8874A"/>
           <w:sz w:val="26"/>
           <w:szCs w:val="26"/>
           <w:rtl/>
@@ -3579,7 +3626,7 @@
           <w:rFonts w:ascii="Arial" w:cs="Arial" w:eastAsia="Arial" w:hAnsi="Arial"/>
           <w:b/>
           <w:bCs/>
-          <w:color w:val="0C2E52"/>
+          <w:color w:val="0B1628"/>
           <w:sz w:val="34"/>
           <w:szCs w:val="34"/>
           <w:rtl/>
@@ -3629,7 +3676,7 @@
         <w:tc>
           <w:tcPr>
             <w:tcW w:type="dxa" w:w="3276"/>
-            <w:shd w:fill="0C2E52" w:color="auto" w:val="clear"/>
+            <w:shd w:fill="0B1628" w:color="auto" w:val="clear"/>
             <w:tcMar>
               <w:top w:type="dxa" w:w="80"/>
               <w:left w:type="dxa" w:w="110"/>
@@ -3660,7 +3707,7 @@
         <w:tc>
           <w:tcPr>
             <w:tcW w:type="dxa" w:w="3662"/>
-            <w:shd w:fill="0C2E52" w:color="auto" w:val="clear"/>
+            <w:shd w:fill="0B1628" w:color="auto" w:val="clear"/>
             <w:tcMar>
               <w:top w:type="dxa" w:w="80"/>
               <w:left w:type="dxa" w:w="110"/>
@@ -3691,7 +3738,7 @@
         <w:tc>
           <w:tcPr>
             <w:tcW w:type="dxa" w:w="2698"/>
-            <w:shd w:fill="0C2E52" w:color="auto" w:val="clear"/>
+            <w:shd w:fill="0B1628" w:color="auto" w:val="clear"/>
             <w:tcMar>
               <w:top w:type="dxa" w:w="80"/>
               <w:left w:type="dxa" w:w="110"/>
@@ -4422,7 +4469,7 @@
           <w:rFonts w:ascii="Arial" w:cs="Arial" w:eastAsia="Arial" w:hAnsi="Arial"/>
           <w:b/>
           <w:bCs/>
-          <w:color w:val="D9860B"/>
+          <w:color w:val="A8874A"/>
           <w:sz w:val="26"/>
           <w:szCs w:val="26"/>
           <w:rtl/>
@@ -4434,7 +4481,7 @@
           <w:rFonts w:ascii="Arial" w:cs="Arial" w:eastAsia="Arial" w:hAnsi="Arial"/>
           <w:b/>
           <w:bCs/>
-          <w:color w:val="0C2E52"/>
+          <w:color w:val="0B1628"/>
           <w:sz w:val="34"/>
           <w:szCs w:val="34"/>
           <w:rtl/>
@@ -4458,7 +4505,7 @@
           <w:rFonts w:ascii="Arial" w:cs="Arial" w:eastAsia="Arial" w:hAnsi="Arial"/>
           <w:b/>
           <w:bCs/>
-          <w:color w:val="0C2E52"/>
+          <w:color w:val="0B1628"/>
           <w:sz w:val="22"/>
           <w:szCs w:val="22"/>
           <w:rtl/>
@@ -4492,7 +4539,7 @@
           <w:rFonts w:ascii="Arial" w:cs="Arial" w:eastAsia="Arial" w:hAnsi="Arial"/>
           <w:b/>
           <w:bCs/>
-          <w:color w:val="0C2E52"/>
+          <w:color w:val="0B1628"/>
           <w:sz w:val="22"/>
           <w:szCs w:val="22"/>
           <w:rtl/>
@@ -4526,7 +4573,7 @@
           <w:rFonts w:ascii="Arial" w:cs="Arial" w:eastAsia="Arial" w:hAnsi="Arial"/>
           <w:b/>
           <w:bCs/>
-          <w:color w:val="0C2E52"/>
+          <w:color w:val="0B1628"/>
           <w:sz w:val="22"/>
           <w:szCs w:val="22"/>
           <w:rtl/>
@@ -4560,7 +4607,7 @@
           <w:rFonts w:ascii="Arial" w:cs="Arial" w:eastAsia="Arial" w:hAnsi="Arial"/>
           <w:b/>
           <w:bCs/>
-          <w:color w:val="0C2E52"/>
+          <w:color w:val="0B1628"/>
           <w:sz w:val="22"/>
           <w:szCs w:val="22"/>
           <w:rtl/>
@@ -4581,7 +4628,7 @@
     <w:p>
       <w:pPr>
         <w:pBdr>
-          <w:right w:val="single" w:color="D9860B" w:sz="18" w:space="6"/>
+          <w:right w:val="single" w:color="A8874A" w:sz="18" w:space="6"/>
         </w:pBdr>
         <w:shd w:fill="F4F6F9" w:color="auto" w:val="clear"/>
         <w:bidi/>
@@ -4615,7 +4662,7 @@
           <w:rFonts w:ascii="Arial" w:cs="Arial" w:eastAsia="Arial" w:hAnsi="Arial"/>
           <w:b/>
           <w:bCs/>
-          <w:color w:val="D9860B"/>
+          <w:color w:val="A8874A"/>
           <w:sz w:val="26"/>
           <w:szCs w:val="26"/>
           <w:rtl/>
@@ -4627,7 +4674,7 @@
           <w:rFonts w:ascii="Arial" w:cs="Arial" w:eastAsia="Arial" w:hAnsi="Arial"/>
           <w:b/>
           <w:bCs/>
-          <w:color w:val="0C2E52"/>
+          <w:color w:val="0B1628"/>
           <w:sz w:val="34"/>
           <w:szCs w:val="34"/>
           <w:rtl/>
@@ -4661,7 +4708,7 @@
         <w:tc>
           <w:tcPr>
             <w:tcW w:type="dxa" w:w="2120"/>
-            <w:shd w:fill="0C2E52" w:color="auto" w:val="clear"/>
+            <w:shd w:fill="0B1628" w:color="auto" w:val="clear"/>
             <w:tcMar>
               <w:top w:type="dxa" w:w="80"/>
               <w:left w:type="dxa" w:w="110"/>
@@ -4692,7 +4739,7 @@
         <w:tc>
           <w:tcPr>
             <w:tcW w:type="dxa" w:w="4626"/>
-            <w:shd w:fill="0C2E52" w:color="auto" w:val="clear"/>
+            <w:shd w:fill="0B1628" w:color="auto" w:val="clear"/>
             <w:tcMar>
               <w:top w:type="dxa" w:w="80"/>
               <w:left w:type="dxa" w:w="110"/>
@@ -4723,7 +4770,7 @@
         <w:tc>
           <w:tcPr>
             <w:tcW w:type="dxa" w:w="2891"/>
-            <w:shd w:fill="0C2E52" w:color="auto" w:val="clear"/>
+            <w:shd w:fill="0B1628" w:color="auto" w:val="clear"/>
             <w:tcMar>
               <w:top w:type="dxa" w:w="80"/>
               <w:left w:type="dxa" w:w="110"/>
